--- a/ImprovedCDS/CDS_FINAL/CDS_Final_Report.docx
+++ b/ImprovedCDS/CDS_FINAL/CDS_Final_Report.docx
@@ -22,12 +22,18 @@
     </w:p>
     <w:p>
       <w:r>
-        <w:t>This report presents the CDS-OVR (Cognitive Dynamic System with One-vs-Rest) algorithm, a novel interpretable classifier for automated arrhythmia detection from the UCI Arrhythmia Dataset (452 patients, 279 features, 13 classes). CDS-OVR decomposes the multiclass problem into 8 independent binary classification tasks, each using supervised chi-squared binning, Fisher discriminant feature weighting, dual evidence accumulation, and a dynamic healthy bar thresholding mechanism. The algorithm requires no GPU acceleration, no iterative optimization, and no gradient computation, making it suitable for resource-constrained embedded deployment.</w:t>
-      </w:r>
-    </w:p>
-    <w:p>
-      <w:r>
-        <w:t>We evaluate CDS-OVR across multiple protocols: leave-one-out cross-validation (LOOCV), 10-fold cross-validation, train/test splits from 50/50 to 90/10, and stratified variants of all methods. On 10-fold CV, CDS-OVR achieves 86.78% multiclass accuracy (best seed) with a mean of 84.66% (std=0.93%) across 10 seeds, and 87.72% mean binary accuracy. AUC-ROC analysis shows binary AUC of 0.9021 and macro AUC of 0.9393. Stratified 10-fold CV yields 85.32% multiclass and 88.56% binary accuracy. LOOCV on all 13 classes achieves 74.8% multiclass and 84.5% binary accuracy, improving over the base CDS algorithm by +7.5 pp and +9.5 pp respectively.</w:t>
+        <w:t>This report presents the CDS-OVR (Cognitive Dynamic System with One-vs-Rest) algorithm, a novel interpretable classifier for automated arrhythmia detection from the UCI Arrhythmia Dataset (452 patients, 279 features, 13 classes). CDS-OVR decomposes the multiclass problem into 8 independent binary classification tasks, each using supervised chi-squared binning, Fisher discriminant feature weighting, dual evidence accumulation, and a dynamic healthy bar thresholding mechanism. The algorithm requires no GPU ac</w:t>
+      </w:r>
+      <w:r>
+        <w:t>celeration, no iterative optimization, and no gradient computation, making it suitable for resource-constrained embedded deployment.</w:t>
+      </w:r>
+    </w:p>
+    <w:p>
+      <w:r>
+        <w:t>We evaluate CDS-OVR across multiple protocols: leave-one-out cross-validation (LOOCV), 10-fold cross-validation, train/test splits from 50/50 to 90/10, and stratified variants of all methods. On 10-fold CV, CDS-OVR achieves 86.78% multiclass accuracy (best seed) with a mean of 84.66% (std=0.93%) across 10 seeds, and 87.72% mean binary accuracy. AUC-ROC analysis shows binary AUC of 0.9021 and macro AUC of 0.9393. Stratified 10-fold CV yields 85.32% multiclass and 88.56% binary accuracy. LOOCV on all 13 class</w:t>
+      </w:r>
+      <w:r>
+        <w:t>es achieves 74.8% multiclass and 84.5% binary accuracy, improving over the base CDS algorithm by +7.5 pp and +9.5 pp respectively.</w:t>
       </w:r>
     </w:p>
     <w:p>
@@ -4469,24 +4475,125 @@
         </w:tc>
       </w:tr>
     </w:tbl>
-    <w:p>
-      <w:pPr>
-        <w:spacing w:after="200"/>
-      </w:pPr>
-    </w:p>
-    <w:p>
-      <w:r>
-        <w:br w:type="page"/>
-      </w:r>
-    </w:p>
-    <w:p>
-      <w:r>
+    <w:p/>
+    <w:p>
+      <w:pPr>
         <w:rPr>
           <w:i/>
           <w:sz w:val="18"/>
           <w:szCs w:val="18"/>
         </w:rPr>
-        <w:lastRenderedPageBreak/>
+      </w:pPr>
+      <w:r>
+        <w:rPr>
+          <w:i/>
+          <w:sz w:val="18"/>
+          <w:szCs w:val="18"/>
+        </w:rPr>
+        <w:drawing>
+          <wp:inline distT="0" distB="0" distL="0" distR="0" wp14:anchorId="5F7ECC6E" wp14:editId="02E659A9">
+            <wp:extent cx="5943600" cy="2160270"/>
+            <wp:effectExtent l="0" t="0" r="0" b="0"/>
+            <wp:docPr id="547217323" name="Picture 1" descr="The image displays a comparison between two binning methods for categorizing patient data, with equal-width bins showing a broader distribution and supervised chi-squared bins showing a more focused distribution.&#10;&#10;AI-generated content may be incorrect."/>
+            <wp:cNvGraphicFramePr>
+              <a:graphicFrameLocks xmlns:a="http://schemas.openxmlformats.org/drawingml/2006/main" noChangeAspect="1"/>
+            </wp:cNvGraphicFramePr>
+            <a:graphic xmlns:a="http://schemas.openxmlformats.org/drawingml/2006/main">
+              <a:graphicData uri="http://schemas.openxmlformats.org/drawingml/2006/picture">
+                <pic:pic xmlns:pic="http://schemas.openxmlformats.org/drawingml/2006/picture">
+                  <pic:nvPicPr>
+                    <pic:cNvPr id="547217323" name="Picture 1" descr="The image displays a comparison between two binning methods for categorizing patient data, with equal-width bins showing a broader distribution and supervised chi-squared bins showing a more focused distribution.&#10;&#10;AI-generated content may be incorrect."/>
+                    <pic:cNvPicPr/>
+                  </pic:nvPicPr>
+                  <pic:blipFill>
+                    <a:blip r:embed="rId7"/>
+                    <a:stretch>
+                      <a:fillRect/>
+                    </a:stretch>
+                  </pic:blipFill>
+                  <pic:spPr>
+                    <a:xfrm>
+                      <a:off x="0" y="0"/>
+                      <a:ext cx="5943600" cy="2160270"/>
+                    </a:xfrm>
+                    <a:prstGeom prst="rect">
+                      <a:avLst/>
+                    </a:prstGeom>
+                  </pic:spPr>
+                </pic:pic>
+              </a:graphicData>
+            </a:graphic>
+          </wp:inline>
+        </w:drawing>
+      </w:r>
+    </w:p>
+    <w:p>
+      <w:pPr>
+        <w:rPr>
+          <w:i/>
+          <w:sz w:val="18"/>
+          <w:szCs w:val="18"/>
+        </w:rPr>
+      </w:pPr>
+      <w:r>
+        <w:rPr>
+          <w:i/>
+          <w:sz w:val="18"/>
+          <w:szCs w:val="18"/>
+        </w:rPr>
+        <w:drawing>
+          <wp:inline distT="0" distB="0" distL="0" distR="0" wp14:anchorId="485287CB" wp14:editId="5A0A5653">
+            <wp:extent cx="5943600" cy="2159635"/>
+            <wp:effectExtent l="0" t="0" r="0" b="0"/>
+            <wp:docPr id="1362035286" name="Picture 1" descr="The diagram compares two classification methods for categorizing patient data, with equal-width bins and supervised chi-squared bins, showing distributions of values for a specific feature.&#10;&#10;AI-generated content may be incorrect."/>
+            <wp:cNvGraphicFramePr>
+              <a:graphicFrameLocks xmlns:a="http://schemas.openxmlformats.org/drawingml/2006/main" noChangeAspect="1"/>
+            </wp:cNvGraphicFramePr>
+            <a:graphic xmlns:a="http://schemas.openxmlformats.org/drawingml/2006/main">
+              <a:graphicData uri="http://schemas.openxmlformats.org/drawingml/2006/picture">
+                <pic:pic xmlns:pic="http://schemas.openxmlformats.org/drawingml/2006/picture">
+                  <pic:nvPicPr>
+                    <pic:cNvPr id="1362035286" name="Picture 1" descr="The diagram compares two classification methods for categorizing patient data, with equal-width bins and supervised chi-squared bins, showing distributions of values for a specific feature.&#10;&#10;AI-generated content may be incorrect."/>
+                    <pic:cNvPicPr/>
+                  </pic:nvPicPr>
+                  <pic:blipFill>
+                    <a:blip r:embed="rId8"/>
+                    <a:stretch>
+                      <a:fillRect/>
+                    </a:stretch>
+                  </pic:blipFill>
+                  <pic:spPr>
+                    <a:xfrm>
+                      <a:off x="0" y="0"/>
+                      <a:ext cx="5943600" cy="2159635"/>
+                    </a:xfrm>
+                    <a:prstGeom prst="rect">
+                      <a:avLst/>
+                    </a:prstGeom>
+                  </pic:spPr>
+                </pic:pic>
+              </a:graphicData>
+            </a:graphic>
+          </wp:inline>
+        </w:drawing>
+      </w:r>
+    </w:p>
+    <w:p>
+      <w:pPr>
+        <w:rPr>
+          <w:i/>
+          <w:sz w:val="18"/>
+          <w:szCs w:val="18"/>
+        </w:rPr>
+      </w:pPr>
+    </w:p>
+    <w:p>
+      <w:r>
+        <w:rPr>
+          <w:i/>
+          <w:sz w:val="18"/>
+          <w:szCs w:val="18"/>
+        </w:rPr>
         <w:t>Key finding: Supervised binning isolates a pure bin [-115, -94] with 5/5 target patients (100%), while no equal-width bin exceeds 38.5% target fraction. This pure bin directly becomes a strong positive evidence signal in the CDS accumulation factor.</w:t>
       </w:r>
     </w:p>
@@ -4537,6 +4644,7 @@
           <w:sz w:val="28"/>
           <w:szCs w:val="28"/>
         </w:rPr>
+        <w:lastRenderedPageBreak/>
         <w:t>5. Feature Scoring and Action Score</w:t>
       </w:r>
     </w:p>
@@ -4737,7 +4845,6 @@
           <w:sz w:val="24"/>
           <w:szCs w:val="24"/>
         </w:rPr>
-        <w:lastRenderedPageBreak/>
         <w:t>5.4 Fisher Discriminant Ratio</w:t>
       </w:r>
     </w:p>
@@ -4774,6 +4881,7 @@
         <w:jc w:val="both"/>
       </w:pPr>
       <w:r>
+        <w:lastRenderedPageBreak/>
         <w:t>The FDR is not used for feature selection but is stored for later use as a weighting factor during evidence accumulation (Section 8).</w:t>
       </w:r>
     </w:p>
@@ -5214,7 +5322,6 @@
           <w:sz w:val="18"/>
           <w:szCs w:val="18"/>
         </w:rPr>
-        <w:lastRenderedPageBreak/>
         <w:t xml:space="preserve">    target_counts &lt;- histogram of bin_assignments for target patients only</w:t>
       </w:r>
     </w:p>
@@ -5319,6 +5426,7 @@
           <w:sz w:val="18"/>
           <w:szCs w:val="18"/>
         </w:rPr>
+        <w:lastRenderedPageBreak/>
         <w:t xml:space="preserve">    FOR b = 0 TO nb-1:</w:t>
       </w:r>
     </w:p>
@@ -7512,6 +7620,9 @@
         <w:spacing w:after="200"/>
       </w:pPr>
       <w:r>
+        <w:rPr>
+          <w:noProof/>
+        </w:rPr>
         <w:drawing>
           <wp:inline distT="0" distB="0" distL="0" distR="0" wp14:anchorId="3445793E" wp14:editId="19849B9D">
             <wp:extent cx="5943600" cy="2160270"/>
@@ -7528,7 +7639,7 @@
                     <pic:cNvPicPr/>
                   </pic:nvPicPr>
                   <pic:blipFill>
-                    <a:blip r:embed="rId7"/>
+                    <a:blip r:embed="rId9"/>
                     <a:stretch>
                       <a:fillRect/>
                     </a:stretch>
@@ -7571,7 +7682,14 @@
           <w:sz w:val="18"/>
           <w:szCs w:val="18"/>
         </w:rPr>
-        <w:t>Per-class best discriminating feature (ranked by Fisher Discriminant Ratio): Class 3 (Old Anterior MI): Feature 111, FDR=19.47, 15 target / 245 healthy / 156 other disease. Class 9 (LBBB): Feature 16, FDR=18.53, 9 target / 245 healthy / 162 other disease. Class 4 (Old Inferior MI): Feature 75, FDR=4.64, 15 target / 245 healthy / 156 other disease. Class 5 (Sinus Tachycardia): Feature 14, FDR=3.30, 13 target / 245 healthy / 158 other disease. Class 6 (Sinus Bradycardia): Feature 14, FDR=2.53, 25 target / 245 healthy / 146 other disease. Class 2 (Ischemic Changes (CAD)): Feature 266, FDR=1.84, 44 target / 245 healthy / 127 other disease. Class 10 (RBBB): Feature 90, FDR=1.12, 50 target / 245 healthy / 121 other disease.</w:t>
+        <w:t>Per-class best discriminating feature (ranked by Fisher Discriminant Ratio): Class 3 (Old Anterior MI): Feature 111, FDR=19.47, 15 target / 245 healthy / 156 other disease. Class 9 (LBBB): Feature 16, FDR=18.53, 9 target / 245 healthy / 162 other disease. Class 4 (Old Inferior MI): Feature 75, FDR=4.64, 15 target / 245 healthy / 156 other disease. Class 5 (Sinus Tachycardia): Feature 14, FDR=3.30, 13 target / 245 healthy / 158 other disease. Class 6 (Sinus Bradycardia): Feature 14, FDR=2.53, 25 target / 245</w:t>
+      </w:r>
+      <w:r>
+        <w:rPr>
+          <w:sz w:val="18"/>
+          <w:szCs w:val="18"/>
+        </w:rPr>
+        <w:t xml:space="preserve"> healthy / 146 other disease. Class 2 (Ischemic Changes (CAD)): Feature 266, FDR=1.84, 44 target / 245 healthy / 127 other disease. Class 10 (RBBB): Feature 90, FDR=1.12, 50 target / 245 healthy / 121 other disease.</w:t>
       </w:r>
     </w:p>
     <w:p>
@@ -14713,7 +14831,7 @@
                     <pic:cNvPicPr/>
                   </pic:nvPicPr>
                   <pic:blipFill>
-                    <a:blip r:embed="rId8"/>
+                    <a:blip r:embed="rId10"/>
                     <a:stretch>
                       <a:fillRect/>
                     </a:stretch>
@@ -15066,7 +15184,7 @@
                     <pic:cNvPicPr/>
                   </pic:nvPicPr>
                   <pic:blipFill>
-                    <a:blip r:embed="rId9"/>
+                    <a:blip r:embed="rId11"/>
                     <a:stretch>
                       <a:fillRect/>
                     </a:stretch>
@@ -15440,7 +15558,7 @@
                     <pic:cNvPicPr/>
                   </pic:nvPicPr>
                   <pic:blipFill>
-                    <a:blip r:embed="rId10"/>
+                    <a:blip r:embed="rId12"/>
                     <a:stretch>
                       <a:fillRect/>
                     </a:stretch>
@@ -15798,1028 +15916,6 @@
                 <pic:pic xmlns:pic="http://schemas.openxmlformats.org/drawingml/2006/picture">
                   <pic:nvPicPr>
                     <pic:cNvPr id="0" name="cds_chart_ek1z1aal.png"/>
-                    <pic:cNvPicPr/>
-                  </pic:nvPicPr>
-                  <pic:blipFill>
-                    <a:blip r:embed="rId11"/>
-                    <a:stretch>
-                      <a:fillRect/>
-                    </a:stretch>
-                  </pic:blipFill>
-                  <pic:spPr>
-                    <a:xfrm>
-                      <a:off x="0" y="0"/>
-                      <a:ext cx="5486400" cy="3038622"/>
-                    </a:xfrm>
-                    <a:prstGeom prst="rect">
-                      <a:avLst/>
-                    </a:prstGeom>
-                  </pic:spPr>
-                </pic:pic>
-              </a:graphicData>
-            </a:graphic>
-          </wp:inline>
-        </w:drawing>
-      </w:r>
-    </w:p>
-    <w:p>
-      <w:pPr>
-        <w:pStyle w:val="Heading1"/>
-      </w:pPr>
-      <w:r>
-        <w:rPr>
-          <w:b/>
-          <w:color w:val="1F2D5C"/>
-          <w:sz w:val="32"/>
-        </w:rPr>
-        <w:t>8. Change 5: Fisher Discriminant Weighting (05_fisher_weighting)</w:t>
-      </w:r>
-    </w:p>
-    <w:p>
-      <w:r>
-        <w:t>Each feature is weighted by its Fisher discriminant ratio - the ratio of between-class variance to within-class variance, where a higher ratio indicates a more discriminative feature. The weight is computed as sqrt(Fisher(f)/max_Fisher), clamped to [0.1, 1.0]. Configuration: fisher=True.</w:t>
-      </w:r>
-    </w:p>
-    <w:tbl>
-      <w:tblPr>
-        <w:tblStyle w:val="TableGrid"/>
-        <w:tblW w:w="0" w:type="auto"/>
-        <w:jc w:val="center"/>
-        <w:tblLook w:val="04A0" w:firstRow="1" w:lastRow="0" w:firstColumn="1" w:lastColumn="0" w:noHBand="0" w:noVBand="1"/>
-      </w:tblPr>
-      <w:tblGrid>
-        <w:gridCol w:w="1870"/>
-        <w:gridCol w:w="1870"/>
-        <w:gridCol w:w="1870"/>
-        <w:gridCol w:w="1870"/>
-        <w:gridCol w:w="1870"/>
-      </w:tblGrid>
-      <w:tr>
-        <w:trPr>
-          <w:jc w:val="center"/>
-        </w:trPr>
-        <w:tc>
-          <w:tcPr>
-            <w:tcW w:w="1872" w:type="dxa"/>
-            <w:shd w:val="clear" w:color="auto" w:fill="1F2D5C"/>
-          </w:tcPr>
-          <w:p>
-            <w:r>
-              <w:rPr>
-                <w:b/>
-                <w:color w:val="FFFFFF"/>
-                <w:sz w:val="20"/>
-              </w:rPr>
-              <w:t>Variant</w:t>
-            </w:r>
-          </w:p>
-        </w:tc>
-        <w:tc>
-          <w:tcPr>
-            <w:tcW w:w="1872" w:type="dxa"/>
-            <w:shd w:val="clear" w:color="auto" w:fill="1F2D5C"/>
-          </w:tcPr>
-          <w:p>
-            <w:r>
-              <w:rPr>
-                <w:b/>
-                <w:color w:val="FFFFFF"/>
-                <w:sz w:val="20"/>
-              </w:rPr>
-              <w:t>10-fold CV</w:t>
-            </w:r>
-          </w:p>
-        </w:tc>
-        <w:tc>
-          <w:tcPr>
-            <w:tcW w:w="1872" w:type="dxa"/>
-            <w:shd w:val="clear" w:color="auto" w:fill="1F2D5C"/>
-          </w:tcPr>
-          <w:p>
-            <w:r>
-              <w:rPr>
-                <w:b/>
-                <w:color w:val="FFFFFF"/>
-                <w:sz w:val="20"/>
-              </w:rPr>
-              <w:t>90/10 Multiclass</w:t>
-            </w:r>
-          </w:p>
-        </w:tc>
-        <w:tc>
-          <w:tcPr>
-            <w:tcW w:w="1872" w:type="dxa"/>
-            <w:shd w:val="clear" w:color="auto" w:fill="1F2D5C"/>
-          </w:tcPr>
-          <w:p>
-            <w:r>
-              <w:rPr>
-                <w:b/>
-                <w:color w:val="FFFFFF"/>
-                <w:sz w:val="20"/>
-              </w:rPr>
-              <w:t>90/10 Binary</w:t>
-            </w:r>
-          </w:p>
-        </w:tc>
-        <w:tc>
-          <w:tcPr>
-            <w:tcW w:w="1872" w:type="dxa"/>
-            <w:shd w:val="clear" w:color="auto" w:fill="1F2D5C"/>
-          </w:tcPr>
-          <w:p>
-            <w:r>
-              <w:rPr>
-                <w:b/>
-                <w:color w:val="FFFFFF"/>
-                <w:sz w:val="20"/>
-              </w:rPr>
-              <w:t>60/40 Multiclass</w:t>
-            </w:r>
-          </w:p>
-        </w:tc>
-      </w:tr>
-      <w:tr>
-        <w:trPr>
-          <w:jc w:val="center"/>
-        </w:trPr>
-        <w:tc>
-          <w:tcPr>
-            <w:tcW w:w="1872" w:type="dxa"/>
-          </w:tcPr>
-          <w:p>
-            <w:r>
-              <w:rPr>
-                <w:sz w:val="20"/>
-              </w:rPr>
-              <w:t>OVR Baseline</w:t>
-            </w:r>
-          </w:p>
-        </w:tc>
-        <w:tc>
-          <w:tcPr>
-            <w:tcW w:w="1872" w:type="dxa"/>
-          </w:tcPr>
-          <w:p>
-            <w:r>
-              <w:rPr>
-                <w:sz w:val="20"/>
-              </w:rPr>
-              <w:t>28.5%</w:t>
-            </w:r>
-          </w:p>
-        </w:tc>
-        <w:tc>
-          <w:tcPr>
-            <w:tcW w:w="1872" w:type="dxa"/>
-          </w:tcPr>
-          <w:p>
-            <w:r>
-              <w:rPr>
-                <w:sz w:val="20"/>
-              </w:rPr>
-              <w:t>41.3%</w:t>
-            </w:r>
-          </w:p>
-        </w:tc>
-        <w:tc>
-          <w:tcPr>
-            <w:tcW w:w="1872" w:type="dxa"/>
-          </w:tcPr>
-          <w:p>
-            <w:r>
-              <w:rPr>
-                <w:sz w:val="20"/>
-              </w:rPr>
-              <w:t>54.3%</w:t>
-            </w:r>
-          </w:p>
-        </w:tc>
-        <w:tc>
-          <w:tcPr>
-            <w:tcW w:w="1872" w:type="dxa"/>
-          </w:tcPr>
-          <w:p>
-            <w:r>
-              <w:rPr>
-                <w:sz w:val="20"/>
-              </w:rPr>
-              <w:t>33.7%</w:t>
-            </w:r>
-          </w:p>
-        </w:tc>
-      </w:tr>
-      <w:tr>
-        <w:trPr>
-          <w:jc w:val="center"/>
-        </w:trPr>
-        <w:tc>
-          <w:tcPr>
-            <w:tcW w:w="1872" w:type="dxa"/>
-          </w:tcPr>
-          <w:p>
-            <w:r>
-              <w:rPr>
-                <w:sz w:val="20"/>
-              </w:rPr>
-              <w:t>Fisher Weighting</w:t>
-            </w:r>
-          </w:p>
-        </w:tc>
-        <w:tc>
-          <w:tcPr>
-            <w:tcW w:w="1872" w:type="dxa"/>
-          </w:tcPr>
-          <w:p>
-            <w:r>
-              <w:rPr>
-                <w:sz w:val="20"/>
-              </w:rPr>
-              <w:t>63.3%</w:t>
-            </w:r>
-          </w:p>
-        </w:tc>
-        <w:tc>
-          <w:tcPr>
-            <w:tcW w:w="1872" w:type="dxa"/>
-          </w:tcPr>
-          <w:p>
-            <w:r>
-              <w:rPr>
-                <w:sz w:val="20"/>
-              </w:rPr>
-              <w:t>67.4%</w:t>
-            </w:r>
-          </w:p>
-        </w:tc>
-        <w:tc>
-          <w:tcPr>
-            <w:tcW w:w="1872" w:type="dxa"/>
-          </w:tcPr>
-          <w:p>
-            <w:r>
-              <w:rPr>
-                <w:sz w:val="20"/>
-              </w:rPr>
-              <w:t>76.1%</w:t>
-            </w:r>
-          </w:p>
-        </w:tc>
-        <w:tc>
-          <w:tcPr>
-            <w:tcW w:w="1872" w:type="dxa"/>
-          </w:tcPr>
-          <w:p>
-            <w:r>
-              <w:rPr>
-                <w:sz w:val="20"/>
-              </w:rPr>
-              <w:t>64.6%</w:t>
-            </w:r>
-          </w:p>
-        </w:tc>
-      </w:tr>
-    </w:tbl>
-    <w:p>
-      <w:r>
-        <w:rPr>
-          <w:i/>
-        </w:rPr>
-        <w:t>Similar magnitude to dual AF (+34.8% over baseline) but with a slightly different accuracy profile across metrics. Fisher weighting amplifies genuinely separating features and dampens noisy ones, but on its own (without dual AF) it does not achieve the same disease-ruling-out capability.</w:t>
-      </w:r>
-    </w:p>
-    <w:p>
-      <w:pPr>
-        <w:shd w:val="clear" w:color="auto" w:fill="EEF2F7"/>
-        <w:spacing w:before="120" w:after="40"/>
-        <w:ind w:left="432" w:right="432"/>
-      </w:pPr>
-      <w:r>
-        <w:rPr>
-          <w:b/>
-          <w:color w:val="1F2D5C"/>
-          <w:sz w:val="20"/>
-        </w:rPr>
-        <w:t>Experiment: Per-Class Fisher Discriminant Ratio Specificity</w:t>
-      </w:r>
-    </w:p>
-    <w:p>
-      <w:pPr>
-        <w:shd w:val="clear" w:color="auto" w:fill="F8F9FB"/>
-        <w:spacing w:before="20" w:after="80"/>
-        <w:ind w:left="432" w:right="432"/>
-      </w:pPr>
-      <w:r>
-        <w:rPr>
-          <w:sz w:val="20"/>
-        </w:rPr>
-        <w:t>The Fisher Discriminant Ratio (FDR) was computed for all 279 features across each of the 8 classes. The results reveal extreme class specificity: feature 111 achieves FDR = 19.471 for class 3 (Anterior MI) but less than 0.1 for classes 1, 5, 6, and 9, a 193x ratio between the most and least discriminative classes. Feature 16 achieves FDR = 18.526 for class 9 (LBBB) but less than 0.584 for all other classes. Feature 14 (heart rate) achieves FDR = 3.303 for class 5 (tachycardia) and 2.526 for class 6 (bradycardia) but less than 0.5 for other classes.</w:t>
-      </w:r>
-    </w:p>
-    <w:p>
-      <w:pPr>
-        <w:shd w:val="clear" w:color="auto" w:fill="F8F9FB"/>
-        <w:spacing w:before="20" w:after="80"/>
-        <w:ind w:left="432" w:right="432"/>
-      </w:pPr>
-      <w:r>
-        <w:rPr>
-          <w:sz w:val="20"/>
-        </w:rPr>
-        <w:lastRenderedPageBreak/>
-        <w:t>No single feature ranks in the top 5 for more than 2 classes, confirming that the most discriminative features are almost entirely class-specific. A global feature weighting scheme would assign a single importance value to feature 111 averaged across all classes, severely underweighting it for class 3 where it is the single most powerful discriminator. Fisher weighting applied per-class ensures that each disease model amplifies exactly the features most relevant to that disease, which is structurally impossible in methods using a single global feature importance.</w:t>
-      </w:r>
-    </w:p>
-    <w:p>
-      <w:pPr>
-        <w:pStyle w:val="Heading1"/>
-      </w:pPr>
-      <w:r>
-        <w:rPr>
-          <w:b/>
-          <w:color w:val="1F2D5C"/>
-          <w:sz w:val="32"/>
-        </w:rPr>
-        <w:t>9. Change 6: Ratio Scoring (06_ratio_scoring)</w:t>
-      </w:r>
-    </w:p>
-    <w:p>
-      <w:r>
-        <w:t>Simple AF scoring is replaced with a ratio score: (AF_for + eps) / (AF_against + eps). This requires dual AF tracking to be enabled. Configuration: af_mode='dual', scoring='ratio', ratio_eps=0.1.</w:t>
-      </w:r>
-    </w:p>
-    <w:tbl>
-      <w:tblPr>
-        <w:tblStyle w:val="TableGrid"/>
-        <w:tblW w:w="0" w:type="auto"/>
-        <w:jc w:val="center"/>
-        <w:tblLook w:val="04A0" w:firstRow="1" w:lastRow="0" w:firstColumn="1" w:lastColumn="0" w:noHBand="0" w:noVBand="1"/>
-      </w:tblPr>
-      <w:tblGrid>
-        <w:gridCol w:w="1870"/>
-        <w:gridCol w:w="1870"/>
-        <w:gridCol w:w="1870"/>
-        <w:gridCol w:w="1870"/>
-        <w:gridCol w:w="1870"/>
-      </w:tblGrid>
-      <w:tr>
-        <w:trPr>
-          <w:jc w:val="center"/>
-        </w:trPr>
-        <w:tc>
-          <w:tcPr>
-            <w:tcW w:w="1872" w:type="dxa"/>
-            <w:shd w:val="clear" w:color="auto" w:fill="1F2D5C"/>
-          </w:tcPr>
-          <w:p>
-            <w:r>
-              <w:rPr>
-                <w:b/>
-                <w:color w:val="FFFFFF"/>
-                <w:sz w:val="20"/>
-              </w:rPr>
-              <w:t>Variant</w:t>
-            </w:r>
-          </w:p>
-        </w:tc>
-        <w:tc>
-          <w:tcPr>
-            <w:tcW w:w="1872" w:type="dxa"/>
-            <w:shd w:val="clear" w:color="auto" w:fill="1F2D5C"/>
-          </w:tcPr>
-          <w:p>
-            <w:r>
-              <w:rPr>
-                <w:b/>
-                <w:color w:val="FFFFFF"/>
-                <w:sz w:val="20"/>
-              </w:rPr>
-              <w:t>10-fold CV</w:t>
-            </w:r>
-          </w:p>
-        </w:tc>
-        <w:tc>
-          <w:tcPr>
-            <w:tcW w:w="1872" w:type="dxa"/>
-            <w:shd w:val="clear" w:color="auto" w:fill="1F2D5C"/>
-          </w:tcPr>
-          <w:p>
-            <w:r>
-              <w:rPr>
-                <w:b/>
-                <w:color w:val="FFFFFF"/>
-                <w:sz w:val="20"/>
-              </w:rPr>
-              <w:t>90/10 Multiclass</w:t>
-            </w:r>
-          </w:p>
-        </w:tc>
-        <w:tc>
-          <w:tcPr>
-            <w:tcW w:w="1872" w:type="dxa"/>
-            <w:shd w:val="clear" w:color="auto" w:fill="1F2D5C"/>
-          </w:tcPr>
-          <w:p>
-            <w:r>
-              <w:rPr>
-                <w:b/>
-                <w:color w:val="FFFFFF"/>
-                <w:sz w:val="20"/>
-              </w:rPr>
-              <w:t>90/10 Binary</w:t>
-            </w:r>
-          </w:p>
-        </w:tc>
-        <w:tc>
-          <w:tcPr>
-            <w:tcW w:w="1872" w:type="dxa"/>
-            <w:shd w:val="clear" w:color="auto" w:fill="1F2D5C"/>
-          </w:tcPr>
-          <w:p>
-            <w:r>
-              <w:rPr>
-                <w:b/>
-                <w:color w:val="FFFFFF"/>
-                <w:sz w:val="20"/>
-              </w:rPr>
-              <w:t>60/40 Multiclass</w:t>
-            </w:r>
-          </w:p>
-        </w:tc>
-      </w:tr>
-      <w:tr>
-        <w:trPr>
-          <w:jc w:val="center"/>
-        </w:trPr>
-        <w:tc>
-          <w:tcPr>
-            <w:tcW w:w="1872" w:type="dxa"/>
-          </w:tcPr>
-          <w:p>
-            <w:r>
-              <w:rPr>
-                <w:sz w:val="20"/>
-              </w:rPr>
-              <w:t>Dual AF</w:t>
-            </w:r>
-          </w:p>
-        </w:tc>
-        <w:tc>
-          <w:tcPr>
-            <w:tcW w:w="1872" w:type="dxa"/>
-          </w:tcPr>
-          <w:p>
-            <w:r>
-              <w:rPr>
-                <w:sz w:val="20"/>
-              </w:rPr>
-              <w:t>62.6%</w:t>
-            </w:r>
-          </w:p>
-        </w:tc>
-        <w:tc>
-          <w:tcPr>
-            <w:tcW w:w="1872" w:type="dxa"/>
-          </w:tcPr>
-          <w:p>
-            <w:r>
-              <w:rPr>
-                <w:sz w:val="20"/>
-              </w:rPr>
-              <w:t>69.6%</w:t>
-            </w:r>
-          </w:p>
-        </w:tc>
-        <w:tc>
-          <w:tcPr>
-            <w:tcW w:w="1872" w:type="dxa"/>
-          </w:tcPr>
-          <w:p>
-            <w:r>
-              <w:rPr>
-                <w:sz w:val="20"/>
-              </w:rPr>
-              <w:t>78.3%</w:t>
-            </w:r>
-          </w:p>
-        </w:tc>
-        <w:tc>
-          <w:tcPr>
-            <w:tcW w:w="1872" w:type="dxa"/>
-          </w:tcPr>
-          <w:p>
-            <w:r>
-              <w:rPr>
-                <w:sz w:val="20"/>
-              </w:rPr>
-              <w:t>69.6%</w:t>
-            </w:r>
-          </w:p>
-        </w:tc>
-      </w:tr>
-      <w:tr>
-        <w:trPr>
-          <w:jc w:val="center"/>
-        </w:trPr>
-        <w:tc>
-          <w:tcPr>
-            <w:tcW w:w="1872" w:type="dxa"/>
-          </w:tcPr>
-          <w:p>
-            <w:r>
-              <w:rPr>
-                <w:sz w:val="20"/>
-              </w:rPr>
-              <w:t>Ratio Scoring</w:t>
-            </w:r>
-          </w:p>
-        </w:tc>
-        <w:tc>
-          <w:tcPr>
-            <w:tcW w:w="1872" w:type="dxa"/>
-          </w:tcPr>
-          <w:p>
-            <w:r>
-              <w:rPr>
-                <w:sz w:val="20"/>
-              </w:rPr>
-              <w:t>48.5%</w:t>
-            </w:r>
-          </w:p>
-        </w:tc>
-        <w:tc>
-          <w:tcPr>
-            <w:tcW w:w="1872" w:type="dxa"/>
-          </w:tcPr>
-          <w:p>
-            <w:r>
-              <w:rPr>
-                <w:sz w:val="20"/>
-              </w:rPr>
-              <w:t>56.5%</w:t>
-            </w:r>
-          </w:p>
-        </w:tc>
-        <w:tc>
-          <w:tcPr>
-            <w:tcW w:w="1872" w:type="dxa"/>
-          </w:tcPr>
-          <w:p>
-            <w:r>
-              <w:rPr>
-                <w:sz w:val="20"/>
-              </w:rPr>
-              <w:t>71.7%</w:t>
-            </w:r>
-          </w:p>
-        </w:tc>
-        <w:tc>
-          <w:tcPr>
-            <w:tcW w:w="1872" w:type="dxa"/>
-          </w:tcPr>
-          <w:p>
-            <w:r>
-              <w:rPr>
-                <w:sz w:val="20"/>
-              </w:rPr>
-              <w:t>50.3%</w:t>
-            </w:r>
-          </w:p>
-        </w:tc>
-      </w:tr>
-    </w:tbl>
-    <w:p>
-      <w:r>
-        <w:rPr>
-          <w:i/>
-        </w:rPr>
-        <w:t>Lower than dual AF alone. Ratio scoring without an accompanying threshold system (the healthy bar introduced next) creates a scoring landscape that is not well calibrated to a simple fixed threshold. The ratio approach only pays off once combined with healthy-bar thresholding.</w:t>
-      </w:r>
-    </w:p>
-    <w:p>
-      <w:pPr>
-        <w:shd w:val="clear" w:color="auto" w:fill="EEF2F7"/>
-        <w:spacing w:before="120" w:after="40"/>
-        <w:ind w:left="432" w:right="432"/>
-      </w:pPr>
-      <w:r>
-        <w:rPr>
-          <w:b/>
-          <w:color w:val="1F2D5C"/>
-          <w:sz w:val="20"/>
-        </w:rPr>
-        <w:t>Experiment: Ratio Score Distribution Across Patient Populations</w:t>
-      </w:r>
-    </w:p>
-    <w:p>
-      <w:pPr>
-        <w:shd w:val="clear" w:color="auto" w:fill="F8F9FB"/>
-        <w:spacing w:before="20" w:after="80"/>
-        <w:ind w:left="432" w:right="432"/>
-      </w:pPr>
-      <w:r>
-        <w:rPr>
-          <w:sz w:val="20"/>
-        </w:rPr>
-        <w:t>In 10-fold cross-validation (seed=13) across all 416 patients, the ratio score distribution for the winning class model was analysed. Healthy patients (class 1) have a mean winning score of 4.188 (median 2.987), while disease patients have a mean winning score of 10.216 (median 7.294). Scores range from near 1.0 to 38.3, with 35 patients (8.4%) falling in the ambiguous zone between 0.8 and 1.5.</w:t>
-      </w:r>
-    </w:p>
-    <w:p>
-      <w:pPr>
-        <w:shd w:val="clear" w:color="auto" w:fill="F8F9FB"/>
-        <w:spacing w:before="20" w:after="80"/>
-        <w:ind w:left="432" w:right="432"/>
-      </w:pPr>
-      <w:r>
-        <w:rPr>
-          <w:sz w:val="20"/>
-        </w:rPr>
-        <w:t>The ratio score creates an interpretable scale: a score near 1.0 indicates balanced for-and-against evidence (ambiguous), scores well above 1.0 indicate dominant positive evidence (likely disease), and scores below 1.0 indicate dominant negative evidence (likely not this disease). However, the wide spread of healthy scores (interquartile range 2.30 to 8.28) means that a single fixed threshold cannot separate healthy from diseased patients effectively. This is precisely why ratio scoring underperforms in isolation and requires the adaptive healthy-bar threshold system to realise its potential.</w:t>
-      </w:r>
-    </w:p>
-    <w:p>
-      <w:pPr>
-        <w:jc w:val="center"/>
-      </w:pPr>
-      <w:r>
-        <w:rPr>
-          <w:noProof/>
-        </w:rPr>
-        <w:drawing>
-          <wp:inline distT="0" distB="0" distL="0" distR="0" wp14:anchorId="31F7CD8B" wp14:editId="0A950A6B">
-            <wp:extent cx="5486400" cy="2700997"/>
-            <wp:effectExtent l="0" t="0" r="0" b="0"/>
-            <wp:docPr id="5" name="Picture 5"/>
-            <wp:cNvGraphicFramePr>
-              <a:graphicFrameLocks xmlns:a="http://schemas.openxmlformats.org/drawingml/2006/main" noChangeAspect="1"/>
-            </wp:cNvGraphicFramePr>
-            <a:graphic xmlns:a="http://schemas.openxmlformats.org/drawingml/2006/main">
-              <a:graphicData uri="http://schemas.openxmlformats.org/drawingml/2006/picture">
-                <pic:pic xmlns:pic="http://schemas.openxmlformats.org/drawingml/2006/picture">
-                  <pic:nvPicPr>
-                    <pic:cNvPr id="0" name="cds_chart_c_qgj90a.png"/>
-                    <pic:cNvPicPr/>
-                  </pic:nvPicPr>
-                  <pic:blipFill>
-                    <a:blip r:embed="rId12"/>
-                    <a:stretch>
-                      <a:fillRect/>
-                    </a:stretch>
-                  </pic:blipFill>
-                  <pic:spPr>
-                    <a:xfrm>
-                      <a:off x="0" y="0"/>
-                      <a:ext cx="5486400" cy="2700997"/>
-                    </a:xfrm>
-                    <a:prstGeom prst="rect">
-                      <a:avLst/>
-                    </a:prstGeom>
-                  </pic:spPr>
-                </pic:pic>
-              </a:graphicData>
-            </a:graphic>
-          </wp:inline>
-        </w:drawing>
-      </w:r>
-    </w:p>
-    <w:p>
-      <w:r>
-        <w:rPr>
-          <w:i/>
-        </w:rPr>
-        <w:lastRenderedPageBreak/>
-        <w:t>Minimal sensitivity to the epsilon value across the tested range.</w:t>
-      </w:r>
-    </w:p>
-    <w:p>
-      <w:pPr>
-        <w:pStyle w:val="Heading1"/>
-      </w:pPr>
-      <w:r>
-        <w:rPr>
-          <w:b/>
-          <w:color w:val="1F2D5C"/>
-          <w:sz w:val="32"/>
-        </w:rPr>
-        <w:t>10. Change 7: Healthy Bar Thresholding System (07_healthy_bar)</w:t>
-      </w:r>
-    </w:p>
-    <w:p>
-      <w:r>
-        <w:t>A dynamic threshold is introduced: healthy_bar = min(healthy_weight x healthy_score, cap). A disease is predicted only if its class score exceeds healthy_bar x class_threshold. A suspicion system additionally gives classes scoring above suspicion_hcut (but below the full threshold) a small offset boost. Configuration: af_mode='dual', scoring='ratio', ratio_eps=0.1, threshold_mode='healthy_bar', healthy_weight=1.05, suspicion_hcut=2.0, suspicion_offset=0.3, healthy_bar_cap=5.0, class_thresholds={2:3.5, 3:5.0, 4:4.0, 5:3.5, 6:3.5, 9:5.0, 10:3.0}.</w:t>
-      </w:r>
-    </w:p>
-    <w:tbl>
-      <w:tblPr>
-        <w:tblStyle w:val="TableGrid"/>
-        <w:tblW w:w="0" w:type="auto"/>
-        <w:jc w:val="center"/>
-        <w:tblLook w:val="04A0" w:firstRow="1" w:lastRow="0" w:firstColumn="1" w:lastColumn="0" w:noHBand="0" w:noVBand="1"/>
-      </w:tblPr>
-      <w:tblGrid>
-        <w:gridCol w:w="1870"/>
-        <w:gridCol w:w="1870"/>
-        <w:gridCol w:w="1870"/>
-        <w:gridCol w:w="1870"/>
-        <w:gridCol w:w="1870"/>
-      </w:tblGrid>
-      <w:tr>
-        <w:trPr>
-          <w:jc w:val="center"/>
-        </w:trPr>
-        <w:tc>
-          <w:tcPr>
-            <w:tcW w:w="1872" w:type="dxa"/>
-            <w:shd w:val="clear" w:color="auto" w:fill="1F2D5C"/>
-          </w:tcPr>
-          <w:p>
-            <w:r>
-              <w:rPr>
-                <w:b/>
-                <w:color w:val="FFFFFF"/>
-                <w:sz w:val="20"/>
-              </w:rPr>
-              <w:t>Variant</w:t>
-            </w:r>
-          </w:p>
-        </w:tc>
-        <w:tc>
-          <w:tcPr>
-            <w:tcW w:w="1872" w:type="dxa"/>
-            <w:shd w:val="clear" w:color="auto" w:fill="1F2D5C"/>
-          </w:tcPr>
-          <w:p>
-            <w:r>
-              <w:rPr>
-                <w:b/>
-                <w:color w:val="FFFFFF"/>
-                <w:sz w:val="20"/>
-              </w:rPr>
-              <w:t>10-fold CV</w:t>
-            </w:r>
-          </w:p>
-        </w:tc>
-        <w:tc>
-          <w:tcPr>
-            <w:tcW w:w="1872" w:type="dxa"/>
-            <w:shd w:val="clear" w:color="auto" w:fill="1F2D5C"/>
-          </w:tcPr>
-          <w:p>
-            <w:r>
-              <w:rPr>
-                <w:b/>
-                <w:color w:val="FFFFFF"/>
-                <w:sz w:val="20"/>
-              </w:rPr>
-              <w:t>90/10 Multiclass</w:t>
-            </w:r>
-          </w:p>
-        </w:tc>
-        <w:tc>
-          <w:tcPr>
-            <w:tcW w:w="1872" w:type="dxa"/>
-            <w:shd w:val="clear" w:color="auto" w:fill="1F2D5C"/>
-          </w:tcPr>
-          <w:p>
-            <w:r>
-              <w:rPr>
-                <w:b/>
-                <w:color w:val="FFFFFF"/>
-                <w:sz w:val="20"/>
-              </w:rPr>
-              <w:t>90/10 Binary</w:t>
-            </w:r>
-          </w:p>
-        </w:tc>
-        <w:tc>
-          <w:tcPr>
-            <w:tcW w:w="1872" w:type="dxa"/>
-            <w:shd w:val="clear" w:color="auto" w:fill="1F2D5C"/>
-          </w:tcPr>
-          <w:p>
-            <w:r>
-              <w:rPr>
-                <w:b/>
-                <w:color w:val="FFFFFF"/>
-                <w:sz w:val="20"/>
-              </w:rPr>
-              <w:t>60/40 Multiclass</w:t>
-            </w:r>
-          </w:p>
-        </w:tc>
-      </w:tr>
-      <w:tr>
-        <w:trPr>
-          <w:jc w:val="center"/>
-        </w:trPr>
-        <w:tc>
-          <w:tcPr>
-            <w:tcW w:w="1872" w:type="dxa"/>
-          </w:tcPr>
-          <w:p>
-            <w:r>
-              <w:rPr>
-                <w:sz w:val="20"/>
-              </w:rPr>
-              <w:t>OVR Baseline</w:t>
-            </w:r>
-          </w:p>
-        </w:tc>
-        <w:tc>
-          <w:tcPr>
-            <w:tcW w:w="1872" w:type="dxa"/>
-          </w:tcPr>
-          <w:p>
-            <w:r>
-              <w:rPr>
-                <w:sz w:val="20"/>
-              </w:rPr>
-              <w:t>28.5%</w:t>
-            </w:r>
-          </w:p>
-        </w:tc>
-        <w:tc>
-          <w:tcPr>
-            <w:tcW w:w="1872" w:type="dxa"/>
-          </w:tcPr>
-          <w:p>
-            <w:r>
-              <w:rPr>
-                <w:sz w:val="20"/>
-              </w:rPr>
-              <w:t>41.3%</w:t>
-            </w:r>
-          </w:p>
-        </w:tc>
-        <w:tc>
-          <w:tcPr>
-            <w:tcW w:w="1872" w:type="dxa"/>
-          </w:tcPr>
-          <w:p>
-            <w:r>
-              <w:rPr>
-                <w:sz w:val="20"/>
-              </w:rPr>
-              <w:t>54.3%</w:t>
-            </w:r>
-          </w:p>
-        </w:tc>
-        <w:tc>
-          <w:tcPr>
-            <w:tcW w:w="1872" w:type="dxa"/>
-          </w:tcPr>
-          <w:p>
-            <w:r>
-              <w:rPr>
-                <w:sz w:val="20"/>
-              </w:rPr>
-              <w:t>33.7%</w:t>
-            </w:r>
-          </w:p>
-        </w:tc>
-      </w:tr>
-      <w:tr>
-        <w:trPr>
-          <w:jc w:val="center"/>
-        </w:trPr>
-        <w:tc>
-          <w:tcPr>
-            <w:tcW w:w="1872" w:type="dxa"/>
-          </w:tcPr>
-          <w:p>
-            <w:r>
-              <w:rPr>
-                <w:sz w:val="20"/>
-              </w:rPr>
-              <w:t>Healthy Bar</w:t>
-            </w:r>
-          </w:p>
-        </w:tc>
-        <w:tc>
-          <w:tcPr>
-            <w:tcW w:w="1872" w:type="dxa"/>
-          </w:tcPr>
-          <w:p>
-            <w:r>
-              <w:rPr>
-                <w:sz w:val="20"/>
-              </w:rPr>
-              <w:t>67.0%</w:t>
-            </w:r>
-          </w:p>
-        </w:tc>
-        <w:tc>
-          <w:tcPr>
-            <w:tcW w:w="1872" w:type="dxa"/>
-          </w:tcPr>
-          <w:p>
-            <w:r>
-              <w:rPr>
-                <w:sz w:val="20"/>
-              </w:rPr>
-              <w:t>76.1%</w:t>
-            </w:r>
-          </w:p>
-        </w:tc>
-        <w:tc>
-          <w:tcPr>
-            <w:tcW w:w="1872" w:type="dxa"/>
-          </w:tcPr>
-          <w:p>
-            <w:r>
-              <w:rPr>
-                <w:sz w:val="20"/>
-              </w:rPr>
-              <w:t>82.6%</w:t>
-            </w:r>
-          </w:p>
-        </w:tc>
-        <w:tc>
-          <w:tcPr>
-            <w:tcW w:w="1872" w:type="dxa"/>
-          </w:tcPr>
-          <w:p>
-            <w:r>
-              <w:rPr>
-                <w:sz w:val="20"/>
-              </w:rPr>
-              <w:t>67.4%</w:t>
-            </w:r>
-          </w:p>
-        </w:tc>
-      </w:tr>
-    </w:tbl>
-    <w:p>
-      <w:r>
-        <w:rPr>
-          <w:i/>
-        </w:rPr>
-        <w:t>+38.5% over the OVR baseline. The healthy-bar threshold system is what enables ratio scoring to work properly: instead of a fixed threshold, each class's decision boundary is set relative to the patient's own healthy-class score, adapting to patient-specific healthy baselines rather than a single global cutoff.</w:t>
-      </w:r>
-    </w:p>
-    <w:p>
-      <w:pPr>
-        <w:shd w:val="clear" w:color="auto" w:fill="EEF2F7"/>
-        <w:spacing w:before="120" w:after="40"/>
-        <w:ind w:left="432" w:right="432"/>
-      </w:pPr>
-      <w:r>
-        <w:rPr>
-          <w:b/>
-          <w:color w:val="1F2D5C"/>
-          <w:sz w:val="20"/>
-        </w:rPr>
-        <w:t>Experiment: Healthy Bar Sensitivity and Specificity Analysis</w:t>
-      </w:r>
-    </w:p>
-    <w:p>
-      <w:pPr>
-        <w:shd w:val="clear" w:color="auto" w:fill="F8F9FB"/>
-        <w:spacing w:before="20" w:after="80"/>
-        <w:ind w:left="432" w:right="432"/>
-      </w:pPr>
-      <w:r>
-        <w:rPr>
-          <w:sz w:val="20"/>
-        </w:rPr>
-        <w:t>In 10-fold cross-validation (seed=13) with the full system, the healthy bar achieves 91.4% specificity (224 of 245 healthy patients correctly classified), with a false positive rate of only 8.6%. Simultaneously, 84.8% of disease patients are correctly identified as having some disease condition.</w:t>
-      </w:r>
-    </w:p>
-    <w:p>
-      <w:pPr>
-        <w:shd w:val="clear" w:color="auto" w:fill="F8F9FB"/>
-        <w:spacing w:before="20" w:after="80"/>
-        <w:ind w:left="432" w:right="432"/>
-      </w:pPr>
-      <w:r>
-        <w:rPr>
-          <w:sz w:val="20"/>
-        </w:rPr>
-        <w:t>The mechanism works because healthy patients produce substantially higher healthy-class scores (mean 3.668, median 2.508) compared to disease patients (mean 1.450, median 0.864). When a genuinely healthy patient is evaluated, their high healthy score raises the healthy bar, requiring very strong disease evidence to override it. For disease patients, the low healthy score lowers the bar, allowing disease evidence to pass through more easily. The 26 false negatives (disease patients predicted healthy) are concentrated in classes with borderline presentations: class 2: 8, class 10: 8, class 5: 5, class 4: 3.</w:t>
-      </w:r>
-    </w:p>
-    <w:p>
-      <w:pPr>
-        <w:jc w:val="center"/>
-      </w:pPr>
-      <w:r>
-        <w:rPr>
-          <w:noProof/>
-        </w:rPr>
-        <w:lastRenderedPageBreak/>
-        <w:drawing>
-          <wp:inline distT="0" distB="0" distL="0" distR="0" wp14:anchorId="12BD51D6" wp14:editId="03F9439B">
-            <wp:extent cx="5486400" cy="3038622"/>
-            <wp:effectExtent l="0" t="0" r="0" b="0"/>
-            <wp:docPr id="6" name="Picture 6"/>
-            <wp:cNvGraphicFramePr>
-              <a:graphicFrameLocks xmlns:a="http://schemas.openxmlformats.org/drawingml/2006/main" noChangeAspect="1"/>
-            </wp:cNvGraphicFramePr>
-            <a:graphic xmlns:a="http://schemas.openxmlformats.org/drawingml/2006/main">
-              <a:graphicData uri="http://schemas.openxmlformats.org/drawingml/2006/picture">
-                <pic:pic xmlns:pic="http://schemas.openxmlformats.org/drawingml/2006/picture">
-                  <pic:nvPicPr>
-                    <pic:cNvPr id="0" name="cds_chart_2lpojooq.png"/>
                     <pic:cNvPicPr/>
                   </pic:nvPicPr>
                   <pic:blipFill>
@@ -16845,14 +15941,6 @@
       </w:r>
     </w:p>
     <w:p>
-      <w:r>
-        <w:rPr>
-          <w:i/>
-        </w:rPr>
-        <w:t>All four parameter families (healthy_weight, suspicion_hcut, suspicion_offset, healthy_bar_cap) show very stable results across their tested ranges (typically within +/-1%), indicating the healthy-bar system is robust to precise tuning.</w:t>
-      </w:r>
-    </w:p>
-    <w:p>
       <w:pPr>
         <w:pStyle w:val="Heading1"/>
       </w:pPr>
@@ -16862,12 +15950,12 @@
           <w:color w:val="1F2D5C"/>
           <w:sz w:val="32"/>
         </w:rPr>
-        <w:t>11. Change 8: Rare Class Parameters (08_rare_class_params)</w:t>
-      </w:r>
-    </w:p>
-    <w:p>
-      <w:r>
-        <w:t>Support thresholds are lowered specifically for rare classes {4, 5, 9}: min_support=2, conf_support=5, against_scale=0.5. Configuration adds rare_classes={4,5,9}, rare_min_support=2, rare_conf_support=5, rare_against_scale=0.5.</w:t>
+        <w:t>8. Change 5: Fisher Discriminant Weighting (05_fisher_weighting)</w:t>
+      </w:r>
+    </w:p>
+    <w:p>
+      <w:r>
+        <w:t>Each feature is weighted by its Fisher discriminant ratio - the ratio of between-class variance to within-class variance, where a higher ratio indicates a more discriminative feature. The weight is computed as sqrt(Fisher(f)/max_Fisher), clamped to [0.1, 1.0]. Configuration: fisher=True.</w:t>
       </w:r>
     </w:p>
     <w:tbl>
@@ -17052,7 +16140,7 @@
               <w:rPr>
                 <w:sz w:val="20"/>
               </w:rPr>
-              <w:t>Rare Class Params</w:t>
+              <w:t>Fisher Weighting</w:t>
             </w:r>
           </w:p>
         </w:tc>
@@ -17065,7 +16153,7 @@
               <w:rPr>
                 <w:sz w:val="20"/>
               </w:rPr>
-              <w:t>28.3%</w:t>
+              <w:t>63.3%</w:t>
             </w:r>
           </w:p>
         </w:tc>
@@ -17078,7 +16166,7 @@
               <w:rPr>
                 <w:sz w:val="20"/>
               </w:rPr>
-              <w:t>41.3%</w:t>
+              <w:t>67.4%</w:t>
             </w:r>
           </w:p>
         </w:tc>
@@ -17091,7 +16179,7 @@
               <w:rPr>
                 <w:sz w:val="20"/>
               </w:rPr>
-              <w:t>54.3%</w:t>
+              <w:t>76.1%</w:t>
             </w:r>
           </w:p>
         </w:tc>
@@ -17104,7 +16192,7 @@
               <w:rPr>
                 <w:sz w:val="20"/>
               </w:rPr>
-              <w:t>33.7%</w:t>
+              <w:t>64.6%</w:t>
             </w:r>
           </w:p>
         </w:tc>
@@ -17115,7 +16203,7 @@
         <w:rPr>
           <w:i/>
         </w:rPr>
-        <w:t>Nearly identical to the OVR baseline, with minimal individual impact. Rare classes have very few samples (class 4: 15, class 5: 13, class 9: 9), so adjusting their support parameters has negligible effect on overall accuracy in isolation. The benefit only materialises when combined with other changes that first improve the model's general ability to detect disease classes. Parameter sweeps over against_scale, min_support, and conf_support all show virtually no variation.</w:t>
+        <w:t>Similar magnitude to dual AF (+34.8% over baseline) but with a slightly different accuracy profile across metrics. Fisher weighting amplifies genuinely separating features and dampens noisy ones, but on its own (without dual AF) it does not achieve the same disease-ruling-out capability.</w:t>
       </w:r>
     </w:p>
     <w:p>
@@ -17130,7 +16218,7 @@
           <w:color w:val="1F2D5C"/>
           <w:sz w:val="20"/>
         </w:rPr>
-        <w:t>Experiment: Rare Class Detection and Against-Scale Rationale</w:t>
+        <w:t>Experiment: Per-Class Fisher Discriminant Ratio Specificity</w:t>
       </w:r>
     </w:p>
     <w:p>
@@ -17143,7 +16231,7 @@
         <w:rPr>
           <w:sz w:val="20"/>
         </w:rPr>
-        <w:t>The three rare classes collectively contain only 37 patients (8.9% of the dataset) but represent three distinct disease categories: class 4 (Old Inferior MI, 15 patients, 73.3% accuracy), class 5 (Sinus Tachycardia, 13 patients, 61.5% accuracy), and class 9 (LBBB, 9 patients, 88.9% accuracy).</w:t>
+        <w:t>The Fisher Discriminant Ratio (FDR) was computed for all 279 features across each of the 8 classes. The results reveal extreme class specificity: feature 111 achieves FDR = 19.471 for class 3 (Anterior MI) but less than 0.1 for classes 1, 5, 6, and 9, a 193x ratio between the most and least discriminative classes. Feature 16 achieves FDR = 18.526 for class 9 (LBBB) but less than 0.584 for all other classes. Feature 14 (heart rate) achieves FDR = 3.303 for class 5 (tachycardia) and 2.526 for class 6 (bradycardia) but less than 0.5 for other classes.</w:t>
       </w:r>
     </w:p>
     <w:p>
@@ -17156,14 +16244,8 @@
         <w:rPr>
           <w:sz w:val="20"/>
         </w:rPr>
-        <w:t xml:space="preserve">The against_scale parameter (0.5 for rare classes versus 0.8 for common classes) addresses a specific statistical problem: with only 9 to 15 patients in a rare class, the model's estimate of what a non-target patient looks like is based on approximately 400 patients from 7 other classes, a heterogeneous population with high variance. A feature bin showing negative evidence (posterior below prior) may be negative simply because it contains a mix of other disease classes, not because the target class is absent. </w:t>
-      </w:r>
-      <w:r>
-        <w:rPr>
-          <w:sz w:val="20"/>
-        </w:rPr>
         <w:lastRenderedPageBreak/>
-        <w:t>Halving the against-evidence weight reflects this greater uncertainty in the meaning of negative evidence for rare classes. Ablation experiments confirm that against_scale=0.5 produces +9.2 percentage points for class 5 and +6.7 points for class 4 compared to a uniform 0.8, while the effect on overall accuracy is only +0.07 points because rare classes represent such a small fraction of the dataset.</w:t>
+        <w:t>No single feature ranks in the top 5 for more than 2 classes, confirming that the most discriminative features are almost entirely class-specific. A global feature weighting scheme would assign a single importance value to feature 111 averaged across all classes, severely underweighting it for class 3 where it is the single most powerful discriminator. Fisher weighting applied per-class ensures that each disease model amplifies exactly the features most relevant to that disease, which is structurally impossible in methods using a single global feature importance.</w:t>
       </w:r>
     </w:p>
     <w:p>
@@ -17176,12 +16258,12 @@
           <w:color w:val="1F2D5C"/>
           <w:sz w:val="32"/>
         </w:rPr>
-        <w:t>12. Change 9: Class Removal (09_remove_classes)</w:t>
-      </w:r>
-    </w:p>
-    <w:p>
-      <w:r>
-        <w:t>Classes {7, 8, 11, 12, 13} are removed entirely - these are extremely rare classes with only 2-5 samples each, which cannot be reliably learned. Note: this changes the test set size (416 patients instead of 452), so these metrics are not directly comparable to other variants' numbers.</w:t>
+        <w:t>9. Change 6: Ratio Scoring (06_ratio_scoring)</w:t>
+      </w:r>
+    </w:p>
+    <w:p>
+      <w:r>
+        <w:t>Simple AF scoring is replaced with a ratio score: (AF_for + eps) / (AF_against + eps). This requires dual AF tracking to be enabled. Configuration: af_mode='dual', scoring='ratio', ratio_eps=0.1.</w:t>
       </w:r>
     </w:p>
     <w:tbl>
@@ -17296,7 +16378,7 @@
               <w:rPr>
                 <w:sz w:val="20"/>
               </w:rPr>
-              <w:t>OVR Baseline</w:t>
+              <w:t>Dual AF</w:t>
             </w:r>
           </w:p>
         </w:tc>
@@ -17309,7 +16391,7 @@
               <w:rPr>
                 <w:sz w:val="20"/>
               </w:rPr>
-              <w:t>28.5%</w:t>
+              <w:t>62.6%</w:t>
             </w:r>
           </w:p>
         </w:tc>
@@ -17322,7 +16404,7 @@
               <w:rPr>
                 <w:sz w:val="20"/>
               </w:rPr>
-              <w:t>41.3%</w:t>
+              <w:t>69.6%</w:t>
             </w:r>
           </w:p>
         </w:tc>
@@ -17335,7 +16417,7 @@
               <w:rPr>
                 <w:sz w:val="20"/>
               </w:rPr>
-              <w:t>54.3%</w:t>
+              <w:t>78.3%</w:t>
             </w:r>
           </w:p>
         </w:tc>
@@ -17348,7 +16430,7 @@
               <w:rPr>
                 <w:sz w:val="20"/>
               </w:rPr>
-              <w:t>33.7%</w:t>
+              <w:t>69.6%</w:t>
             </w:r>
           </w:p>
         </w:tc>
@@ -17366,7 +16448,7 @@
               <w:rPr>
                 <w:sz w:val="20"/>
               </w:rPr>
-              <w:t>Class Removal</w:t>
+              <w:t>Ratio Scoring</w:t>
             </w:r>
           </w:p>
         </w:tc>
@@ -17379,7 +16461,7 @@
               <w:rPr>
                 <w:sz w:val="20"/>
               </w:rPr>
-              <w:t>25.5%</w:t>
+              <w:t>48.5%</w:t>
             </w:r>
           </w:p>
         </w:tc>
@@ -17392,7 +16474,7 @@
               <w:rPr>
                 <w:sz w:val="20"/>
               </w:rPr>
-              <w:t>45.2%</w:t>
+              <w:t>56.5%</w:t>
             </w:r>
           </w:p>
         </w:tc>
@@ -17405,7 +16487,7 @@
               <w:rPr>
                 <w:sz w:val="20"/>
               </w:rPr>
-              <w:t>59.5%</w:t>
+              <w:t>71.7%</w:t>
             </w:r>
           </w:p>
         </w:tc>
@@ -17418,7 +16500,7 @@
               <w:rPr>
                 <w:sz w:val="20"/>
               </w:rPr>
-              <w:t>32.9%</w:t>
+              <w:t>50.3%</w:t>
             </w:r>
           </w:p>
         </w:tc>
@@ -17429,7 +16511,7 @@
         <w:rPr>
           <w:i/>
         </w:rPr>
-        <w:t>10-fold CV appears lower than the OVR baseline, but the denominator changed (416 vs. 452 patients), so the comparison is not directly equivalent. Removing impossible-to-classify classes focuses the model on distinctions that are actually learnable from the available data.</w:t>
+        <w:t>Lower than dual AF alone. Ratio scoring without an accompanying threshold system (the healthy bar introduced next) creates a scoring landscape that is not well calibrated to a simple fixed threshold. The ratio approach only pays off once combined with healthy-bar thresholding.</w:t>
       </w:r>
     </w:p>
     <w:p>
@@ -17444,7 +16526,7 @@
           <w:color w:val="1F2D5C"/>
           <w:sz w:val="20"/>
         </w:rPr>
-        <w:t>Experiment: Learnability of Removed Classes (LOOCV Evidence)</w:t>
+        <w:t>Experiment: Ratio Score Distribution Across Patient Populations</w:t>
       </w:r>
     </w:p>
     <w:p>
@@ -17457,7 +16539,7 @@
         <w:rPr>
           <w:sz w:val="20"/>
         </w:rPr>
-        <w:t>The five removed classes contain a total of 36 patients: class 11 (4 patients), class 12 (5 patients), class 13 (22 patients), class 7 (3 patients), class 8 (2 patients). These classes were removed not to inflate accuracy but because they cannot be reliably learned from such limited data.</w:t>
+        <w:t>In 10-fold cross-validation (seed=13) across all 416 patients, the ratio score distribution for the winning class model was analysed. Healthy patients (class 1) have a mean winning score of 4.188 (median 2.987), while disease patients have a mean winning score of 10.216 (median 7.294). Scores range from near 1.0 to 38.3, with 35 patients (8.4%) falling in the ambiguous zone between 0.8 and 1.5.</w:t>
       </w:r>
     </w:p>
     <w:p>
@@ -17470,330 +16552,22 @@
         <w:rPr>
           <w:sz w:val="20"/>
         </w:rPr>
-        <w:t>Leave-One-Out Cross-Validation (LOOCV) on the full 452-patient dataset with all 13 classes confirms this: class 11: 0%, class 12: 40%, class 13: 0%, class 7: 0%, class 8: 0%. Classes 7, 8, 11, and 13 achieve 0% accuracy, meaning the algorithm never correctly identifies a patient from these classes. Class 12 achieves 40% (2 of 5 patients). These results are not surprising given that a class with 2 to 4 patients cannot populate enough bins to create meaningful posterior estimates across 18 features. Retaining these classes in the evaluation would add 36 guaranteed misclassifications (minus the 2 correct class 12 predictions), artificially depressing the overall accuracy without reflecting a genuine algorithmic limitation on learnable diseases.</w:t>
-      </w:r>
-    </w:p>
-    <w:p>
-      <w:pPr>
-        <w:pStyle w:val="Heading1"/>
-      </w:pPr>
-      <w:r>
-        <w:rPr>
-          <w:b/>
-          <w:color w:val="1F2D5C"/>
-          <w:sz w:val="32"/>
-        </w:rPr>
-        <w:t>13. Change 10: Laplace Smoothing (10_laplace)</w:t>
-      </w:r>
-    </w:p>
-    <w:p>
-      <w:r>
-        <w:t>Smoothing is added to bin probability estimates: (count + alpha x prior) / (total + alpha). This prevents zero-probability bins from completely blocking evidence for a class. Configuration: laplace_alpha=1.0.</w:t>
-      </w:r>
-    </w:p>
-    <w:tbl>
-      <w:tblPr>
-        <w:tblStyle w:val="TableGrid"/>
-        <w:tblW w:w="0" w:type="auto"/>
+        <w:t>The ratio score creates an interpretable scale: a score near 1.0 indicates balanced for-and-against evidence (ambiguous), scores well above 1.0 indicate dominant positive evidence (likely disease), and scores below 1.0 indicate dominant negative evidence (likely not this disease). However, the wide spread of healthy scores (interquartile range 2.30 to 8.28) means that a single fixed threshold cannot separate healthy from diseased patients effectively. This is precisely why ratio scoring underperforms in isolation and requires the adaptive healthy-bar threshold system to realise its potential.</w:t>
+      </w:r>
+    </w:p>
+    <w:p>
+      <w:pPr>
         <w:jc w:val="center"/>
-        <w:tblLook w:val="04A0" w:firstRow="1" w:lastRow="0" w:firstColumn="1" w:lastColumn="0" w:noHBand="0" w:noVBand="1"/>
-      </w:tblPr>
-      <w:tblGrid>
-        <w:gridCol w:w="1870"/>
-        <w:gridCol w:w="1870"/>
-        <w:gridCol w:w="1870"/>
-        <w:gridCol w:w="1870"/>
-        <w:gridCol w:w="1870"/>
-      </w:tblGrid>
-      <w:tr>
-        <w:trPr>
-          <w:jc w:val="center"/>
-        </w:trPr>
-        <w:tc>
-          <w:tcPr>
-            <w:tcW w:w="1872" w:type="dxa"/>
-            <w:shd w:val="clear" w:color="auto" w:fill="1F2D5C"/>
-          </w:tcPr>
-          <w:p>
-            <w:r>
-              <w:rPr>
-                <w:b/>
-                <w:color w:val="FFFFFF"/>
-                <w:sz w:val="20"/>
-              </w:rPr>
-              <w:t>Variant</w:t>
-            </w:r>
-          </w:p>
-        </w:tc>
-        <w:tc>
-          <w:tcPr>
-            <w:tcW w:w="1872" w:type="dxa"/>
-            <w:shd w:val="clear" w:color="auto" w:fill="1F2D5C"/>
-          </w:tcPr>
-          <w:p>
-            <w:r>
-              <w:rPr>
-                <w:b/>
-                <w:color w:val="FFFFFF"/>
-                <w:sz w:val="20"/>
-              </w:rPr>
-              <w:t>10-fold CV</w:t>
-            </w:r>
-          </w:p>
-        </w:tc>
-        <w:tc>
-          <w:tcPr>
-            <w:tcW w:w="1872" w:type="dxa"/>
-            <w:shd w:val="clear" w:color="auto" w:fill="1F2D5C"/>
-          </w:tcPr>
-          <w:p>
-            <w:r>
-              <w:rPr>
-                <w:b/>
-                <w:color w:val="FFFFFF"/>
-                <w:sz w:val="20"/>
-              </w:rPr>
-              <w:t>90/10 Multiclass</w:t>
-            </w:r>
-          </w:p>
-        </w:tc>
-        <w:tc>
-          <w:tcPr>
-            <w:tcW w:w="1872" w:type="dxa"/>
-            <w:shd w:val="clear" w:color="auto" w:fill="1F2D5C"/>
-          </w:tcPr>
-          <w:p>
-            <w:r>
-              <w:rPr>
-                <w:b/>
-                <w:color w:val="FFFFFF"/>
-                <w:sz w:val="20"/>
-              </w:rPr>
-              <w:t>90/10 Binary</w:t>
-            </w:r>
-          </w:p>
-        </w:tc>
-        <w:tc>
-          <w:tcPr>
-            <w:tcW w:w="1872" w:type="dxa"/>
-            <w:shd w:val="clear" w:color="auto" w:fill="1F2D5C"/>
-          </w:tcPr>
-          <w:p>
-            <w:r>
-              <w:rPr>
-                <w:b/>
-                <w:color w:val="FFFFFF"/>
-                <w:sz w:val="20"/>
-              </w:rPr>
-              <w:t>60/40 Multiclass</w:t>
-            </w:r>
-          </w:p>
-        </w:tc>
-      </w:tr>
-      <w:tr>
-        <w:trPr>
-          <w:jc w:val="center"/>
-        </w:trPr>
-        <w:tc>
-          <w:tcPr>
-            <w:tcW w:w="1872" w:type="dxa"/>
-          </w:tcPr>
-          <w:p>
-            <w:r>
-              <w:rPr>
-                <w:sz w:val="20"/>
-              </w:rPr>
-              <w:t>OVR Baseline</w:t>
-            </w:r>
-          </w:p>
-        </w:tc>
-        <w:tc>
-          <w:tcPr>
-            <w:tcW w:w="1872" w:type="dxa"/>
-          </w:tcPr>
-          <w:p>
-            <w:r>
-              <w:rPr>
-                <w:sz w:val="20"/>
-              </w:rPr>
-              <w:t>28.5%</w:t>
-            </w:r>
-          </w:p>
-        </w:tc>
-        <w:tc>
-          <w:tcPr>
-            <w:tcW w:w="1872" w:type="dxa"/>
-          </w:tcPr>
-          <w:p>
-            <w:r>
-              <w:rPr>
-                <w:sz w:val="20"/>
-              </w:rPr>
-              <w:t>41.3%</w:t>
-            </w:r>
-          </w:p>
-        </w:tc>
-        <w:tc>
-          <w:tcPr>
-            <w:tcW w:w="1872" w:type="dxa"/>
-          </w:tcPr>
-          <w:p>
-            <w:r>
-              <w:rPr>
-                <w:sz w:val="20"/>
-              </w:rPr>
-              <w:t>54.3%</w:t>
-            </w:r>
-          </w:p>
-        </w:tc>
-        <w:tc>
-          <w:tcPr>
-            <w:tcW w:w="1872" w:type="dxa"/>
-          </w:tcPr>
-          <w:p>
-            <w:r>
-              <w:rPr>
-                <w:sz w:val="20"/>
-              </w:rPr>
-              <w:t>33.7%</w:t>
-            </w:r>
-          </w:p>
-        </w:tc>
-      </w:tr>
-      <w:tr>
-        <w:trPr>
-          <w:jc w:val="center"/>
-        </w:trPr>
-        <w:tc>
-          <w:tcPr>
-            <w:tcW w:w="1872" w:type="dxa"/>
-          </w:tcPr>
-          <w:p>
-            <w:r>
-              <w:rPr>
-                <w:sz w:val="20"/>
-              </w:rPr>
-              <w:t>Laplace Smoothing</w:t>
-            </w:r>
-          </w:p>
-        </w:tc>
-        <w:tc>
-          <w:tcPr>
-            <w:tcW w:w="1872" w:type="dxa"/>
-          </w:tcPr>
-          <w:p>
-            <w:r>
-              <w:rPr>
-                <w:sz w:val="20"/>
-              </w:rPr>
-              <w:t>28.1%</w:t>
-            </w:r>
-          </w:p>
-        </w:tc>
-        <w:tc>
-          <w:tcPr>
-            <w:tcW w:w="1872" w:type="dxa"/>
-          </w:tcPr>
-          <w:p>
-            <w:r>
-              <w:rPr>
-                <w:sz w:val="20"/>
-              </w:rPr>
-              <w:t>41.3%</w:t>
-            </w:r>
-          </w:p>
-        </w:tc>
-        <w:tc>
-          <w:tcPr>
-            <w:tcW w:w="1872" w:type="dxa"/>
-          </w:tcPr>
-          <w:p>
-            <w:r>
-              <w:rPr>
-                <w:sz w:val="20"/>
-              </w:rPr>
-              <w:t>54.3%</w:t>
-            </w:r>
-          </w:p>
-        </w:tc>
-        <w:tc>
-          <w:tcPr>
-            <w:tcW w:w="1872" w:type="dxa"/>
-          </w:tcPr>
-          <w:p>
-            <w:r>
-              <w:rPr>
-                <w:sz w:val="20"/>
-              </w:rPr>
-              <w:t>33.7%</w:t>
-            </w:r>
-          </w:p>
-        </w:tc>
-      </w:tr>
-    </w:tbl>
-    <w:p>
-      <w:r>
-        <w:rPr>
-          <w:i/>
-        </w:rPr>
-        <w:t>Virtually identical to the OVR baseline, with no individual benefit. Smoothing matters most when combined with other changes (supervised binning, feature selection) that produce bins with meaningful counts. Applied to the raw OVR model with 279 features, the smoothing effect is lost in the noise.</w:t>
-      </w:r>
-    </w:p>
-    <w:p>
-      <w:pPr>
-        <w:shd w:val="clear" w:color="auto" w:fill="EEF2F7"/>
-        <w:spacing w:before="120" w:after="40"/>
-        <w:ind w:left="432" w:right="432"/>
-      </w:pPr>
-      <w:r>
-        <w:rPr>
-          <w:b/>
-          <w:color w:val="1F2D5C"/>
-          <w:sz w:val="20"/>
-        </w:rPr>
-        <w:t>Experiment: Empty Bin Frequency and Laplace Smoothing Effect</w:t>
-      </w:r>
-    </w:p>
-    <w:p>
-      <w:pPr>
-        <w:shd w:val="clear" w:color="auto" w:fill="F8F9FB"/>
-        <w:spacing w:before="20" w:after="80"/>
-        <w:ind w:left="432" w:right="432"/>
-      </w:pPr>
-      <w:r>
-        <w:rPr>
-          <w:sz w:val="20"/>
-        </w:rPr>
-        <w:t>Across all class models, supervised binning produces 1,892 empty bins (target count = 0) out of 7,740 total feature-bin pairs (24.4%), compared to 4,652 out of 9,504 (48.9%) for Sturges equal-width binning.</w:t>
-      </w:r>
-    </w:p>
-    <w:p>
-      <w:pPr>
-        <w:shd w:val="clear" w:color="auto" w:fill="F8F9FB"/>
-        <w:spacing w:before="20" w:after="80"/>
-        <w:ind w:left="432" w:right="432"/>
-      </w:pPr>
-      <w:r>
-        <w:rPr>
-          <w:sz w:val="20"/>
-        </w:rPr>
-        <w:lastRenderedPageBreak/>
-        <w:t>Without Laplace smoothing, an empty bin produces a posterior of exactly 0.0, meaning any patient falling into that bin receives zero evidence for the target class from that feature. With Laplace smoothing (alpha = 1.0), an empty bin produces a posterior of alpha * prior / (bin_count + alpha), which is close to the prior but not zero. This seemingly minor change prevents complete evidence blockage: even when a patient falls into a bin with no training examples of the target class, the model receives a small prior-weighted signal rather than nothing. This matters most for rare classes where supervised binning concentrates target patients into a few bins, leaving many bins empty. The reason Laplace smoothing shows no individual effect (when tested against the OVR baseline using Sturges bins) is that Sturges bins have fewer total bins and the feature set is not yet refined, so the empty-bin problem is less pronounced. The benefit emerges only in the full system where supervised binning creates the very bins that Laplace smoothing is designed to handle.</w:t>
-      </w:r>
-    </w:p>
-    <w:p>
-      <w:pPr>
-        <w:jc w:val="center"/>
       </w:pPr>
       <w:r>
         <w:rPr>
           <w:noProof/>
         </w:rPr>
         <w:drawing>
-          <wp:inline distT="0" distB="0" distL="0" distR="0" wp14:anchorId="0CA34204" wp14:editId="6E284979">
+          <wp:inline distT="0" distB="0" distL="0" distR="0" wp14:anchorId="31F7CD8B" wp14:editId="0A950A6B">
             <wp:extent cx="5486400" cy="2700997"/>
             <wp:effectExtent l="0" t="0" r="0" b="0"/>
-            <wp:docPr id="7" name="Picture 7"/>
+            <wp:docPr id="5" name="Picture 5"/>
             <wp:cNvGraphicFramePr>
               <a:graphicFrameLocks xmlns:a="http://schemas.openxmlformats.org/drawingml/2006/main" noChangeAspect="1"/>
             </wp:cNvGraphicFramePr>
@@ -17801,7 +16575,7 @@
               <a:graphicData uri="http://schemas.openxmlformats.org/drawingml/2006/picture">
                 <pic:pic xmlns:pic="http://schemas.openxmlformats.org/drawingml/2006/picture">
                   <pic:nvPicPr>
-                    <pic:cNvPr id="0" name="cds_chart_jjk6mmpq.png"/>
+                    <pic:cNvPr id="0" name="cds_chart_c_qgj90a.png"/>
                     <pic:cNvPicPr/>
                   </pic:nvPicPr>
                   <pic:blipFill>
@@ -17831,7 +16605,8 @@
         <w:rPr>
           <w:i/>
         </w:rPr>
-        <w:t>Marginal differences across the tested alpha range.</w:t>
+        <w:lastRenderedPageBreak/>
+        <w:t>Minimal sensitivity to the epsilon value across the tested range.</w:t>
       </w:r>
     </w:p>
     <w:p>
@@ -17844,12 +16619,12 @@
           <w:color w:val="1F2D5C"/>
           <w:sz w:val="32"/>
         </w:rPr>
-        <w:t>14. Change 11: Per-Class Thresholds (11_class_thresholds)</w:t>
-      </w:r>
-    </w:p>
-    <w:p>
-      <w:r>
-        <w:t>A different threshold multiplier is applied per disease class based on its difficulty: class_thresholds={2:3.5, 3:5.0, 4:4.0, 5:3.5, 6:3.5, 9:5.0, 10:3.0}.</w:t>
+        <w:t>10. Change 7: Healthy Bar Thresholding System (07_healthy_bar)</w:t>
+      </w:r>
+    </w:p>
+    <w:p>
+      <w:r>
+        <w:t>A dynamic threshold is introduced: healthy_bar = min(healthy_weight x healthy_score, cap). A disease is predicted only if its class score exceeds healthy_bar x class_threshold. A suspicion system additionally gives classes scoring above suspicion_hcut (but below the full threshold) a small offset boost. Configuration: af_mode='dual', scoring='ratio', ratio_eps=0.1, threshold_mode='healthy_bar', healthy_weight=1.05, suspicion_hcut=2.0, suspicion_offset=0.3, healthy_bar_cap=5.0, class_thresholds={2:3.5, 3:5.0, 4:4.0, 5:3.5, 6:3.5, 9:5.0, 10:3.0}.</w:t>
       </w:r>
     </w:p>
     <w:tbl>
@@ -18034,7 +16809,7 @@
               <w:rPr>
                 <w:sz w:val="20"/>
               </w:rPr>
-              <w:t>Per-Class Thresholds</w:t>
+              <w:t>Healthy Bar</w:t>
             </w:r>
           </w:p>
         </w:tc>
@@ -18047,7 +16822,7 @@
               <w:rPr>
                 <w:sz w:val="20"/>
               </w:rPr>
-              <w:t>54.2%</w:t>
+              <w:t>67.0%</w:t>
             </w:r>
           </w:p>
         </w:tc>
@@ -18073,7 +16848,7 @@
               <w:rPr>
                 <w:sz w:val="20"/>
               </w:rPr>
-              <w:t>76.1%</w:t>
+              <w:t>82.6%</w:t>
             </w:r>
           </w:p>
         </w:tc>
@@ -18086,7 +16861,7 @@
               <w:rPr>
                 <w:sz w:val="20"/>
               </w:rPr>
-              <w:t>56.9%</w:t>
+              <w:t>67.4%</w:t>
             </w:r>
           </w:p>
         </w:tc>
@@ -18097,7 +16872,7 @@
         <w:rPr>
           <w:i/>
         </w:rPr>
-        <w:t>A major improvement on split-based evaluation (+34.8% in 90/10 multiclass) but only a modest 10-fold gain. Per-class thresholds let the model be more aggressive for easier classes (class 10 at 3.0) and more conservative for ambiguous classes (classes 3 and 9 at 5.0). The 10-fold result is constant at 54.2% across all seeds because this test variant uses simple scoring without the full healthy-bar system, so the class thresholds interact with the data partitioning deterministically.</w:t>
+        <w:t>+38.5% over the OVR baseline. The healthy-bar threshold system is what enables ratio scoring to work properly: instead of a fixed threshold, each class's decision boundary is set relative to the patient's own healthy-class score, adapting to patient-specific healthy baselines rather than a single global cutoff.</w:t>
       </w:r>
     </w:p>
     <w:p>
@@ -18112,18 +16887,7 @@
           <w:color w:val="1F2D5C"/>
           <w:sz w:val="20"/>
         </w:rPr>
-        <w:t>Experiment: Per-Class Score Distributions and Threshold Rationale</w:t>
-      </w:r>
-    </w:p>
-    <w:p>
-      <w:r>
-        <w:rPr>
-          <w:i/>
-          <w:color w:val="666666"/>
-          <w:sz w:val="18"/>
-          <w:szCs w:val="18"/>
-        </w:rPr>
-        <w:t>Threshold values: ImprovedCDS/CDS_FINAL/cds_ovr.py, line 39 (CLASS_THRESHOLDS)</w:t>
+        <w:t>Experiment: Healthy Bar Sensitivity and Specificity Analysis</w:t>
       </w:r>
     </w:p>
     <w:p>
@@ -18136,8 +16900,7 @@
         <w:rPr>
           <w:sz w:val="20"/>
         </w:rPr>
-        <w:lastRenderedPageBreak/>
-        <w:t>In 10-fold cross-validation (seed=13) with the full system, the ratio score distributions for true-positive patients vary dramatically across classes. Class 3 (Anterior MI) achieves a mean score of 22.0 (median 21.6), justifying a high threshold of 5.0 that demands strong evidence before diagnosing this condition. Class 10 (RBBB) achieves a mean score of 8.3 (median 7.0), which is lower, requiring the reduced threshold of 3.0 to detect borderline cases.</w:t>
+        <w:t>In 10-fold cross-validation (seed=13) with the full system, the healthy bar achieves 91.4% specificity (224 of 245 healthy patients correctly classified), with a false positive rate of only 8.6%. Simultaneously, 84.8% of disease patients are correctly identified as having some disease condition.</w:t>
       </w:r>
     </w:p>
     <w:p>
@@ -18150,7 +16913,61 @@
         <w:rPr>
           <w:sz w:val="20"/>
         </w:rPr>
-        <w:t>The per-class accuracy in the full system reflects these threshold choices: class 3 achieves 93.3% accuracy (highest among disease classes), while class 5 achieves only 61.5% (lowest). The high threshold for class 3 works because class 3 has highly distinctive features (feature 111, FDR = 19.47) that produce strong ratio scores when the patient truly has Anterior MI. Classes with more overlapping feature profiles (class 5, class 2) require lower thresholds because their evidence signals are inherently weaker, reflecting the clinical reality that some arrhythmia subtypes are harder to distinguish from normal ECG patterns than others.</w:t>
+        <w:t>The mechanism works because healthy patients produce substantially higher healthy-class scores (mean 3.668, median 2.508) compared to disease patients (mean 1.450, median 0.864). When a genuinely healthy patient is evaluated, their high healthy score raises the healthy bar, requiring very strong disease evidence to override it. For disease patients, the low healthy score lowers the bar, allowing disease evidence to pass through more easily. The 26 false negatives (disease patients predicted healthy) are concentrated in classes with borderline presentations: class 2: 8, class 10: 8, class 5: 5, class 4: 3.</w:t>
+      </w:r>
+    </w:p>
+    <w:p>
+      <w:pPr>
+        <w:jc w:val="center"/>
+      </w:pPr>
+      <w:r>
+        <w:rPr>
+          <w:noProof/>
+        </w:rPr>
+        <w:lastRenderedPageBreak/>
+        <w:drawing>
+          <wp:inline distT="0" distB="0" distL="0" distR="0" wp14:anchorId="12BD51D6" wp14:editId="03F9439B">
+            <wp:extent cx="5486400" cy="3038622"/>
+            <wp:effectExtent l="0" t="0" r="0" b="0"/>
+            <wp:docPr id="6" name="Picture 6"/>
+            <wp:cNvGraphicFramePr>
+              <a:graphicFrameLocks xmlns:a="http://schemas.openxmlformats.org/drawingml/2006/main" noChangeAspect="1"/>
+            </wp:cNvGraphicFramePr>
+            <a:graphic xmlns:a="http://schemas.openxmlformats.org/drawingml/2006/main">
+              <a:graphicData uri="http://schemas.openxmlformats.org/drawingml/2006/picture">
+                <pic:pic xmlns:pic="http://schemas.openxmlformats.org/drawingml/2006/picture">
+                  <pic:nvPicPr>
+                    <pic:cNvPr id="0" name="cds_chart_2lpojooq.png"/>
+                    <pic:cNvPicPr/>
+                  </pic:nvPicPr>
+                  <pic:blipFill>
+                    <a:blip r:embed="rId15"/>
+                    <a:stretch>
+                      <a:fillRect/>
+                    </a:stretch>
+                  </pic:blipFill>
+                  <pic:spPr>
+                    <a:xfrm>
+                      <a:off x="0" y="0"/>
+                      <a:ext cx="5486400" cy="3038622"/>
+                    </a:xfrm>
+                    <a:prstGeom prst="rect">
+                      <a:avLst/>
+                    </a:prstGeom>
+                  </pic:spPr>
+                </pic:pic>
+              </a:graphicData>
+            </a:graphic>
+          </wp:inline>
+        </w:drawing>
+      </w:r>
+    </w:p>
+    <w:p>
+      <w:r>
+        <w:rPr>
+          <w:i/>
+        </w:rPr>
+        <w:t>All four parameter families (healthy_weight, suspicion_hcut, suspicion_offset, healthy_bar_cap) show very stable results across their tested ranges (typically within +/-1%), indicating the healthy-bar system is robust to precise tuning.</w:t>
       </w:r>
     </w:p>
     <w:p>
@@ -18163,12 +16980,12 @@
           <w:color w:val="1F2D5C"/>
           <w:sz w:val="32"/>
         </w:rPr>
-        <w:t>15. Final Combined Algorithm (99_final)</w:t>
-      </w:r>
-    </w:p>
-    <w:p>
-      <w:r>
-        <w:t>All eleven changes are applied together: OVR decomposition, supervised chi-squared binning, correlation-based feature filtering, dual AF evidence tracking, Fisher discriminant weighting, ratio scoring, healthy-bar thresholding, rare-class parameters, class removal considerations, Laplace smoothing, and per-class thresholds.</w:t>
+        <w:t>11. Change 8: Rare Class Parameters (08_rare_class_params)</w:t>
+      </w:r>
+    </w:p>
+    <w:p>
+      <w:r>
+        <w:t>Support thresholds are lowered specifically for rare classes {4, 5, 9}: min_support=2, conf_support=5, against_scale=0.5. Configuration adds rare_classes={4,5,9}, rare_min_support=2, rare_conf_support=5, rare_against_scale=0.5.</w:t>
       </w:r>
     </w:p>
     <w:tbl>
@@ -18353,6 +17170,1307 @@
               <w:rPr>
                 <w:sz w:val="20"/>
               </w:rPr>
+              <w:t>Rare Class Params</w:t>
+            </w:r>
+          </w:p>
+        </w:tc>
+        <w:tc>
+          <w:tcPr>
+            <w:tcW w:w="1872" w:type="dxa"/>
+          </w:tcPr>
+          <w:p>
+            <w:r>
+              <w:rPr>
+                <w:sz w:val="20"/>
+              </w:rPr>
+              <w:t>28.3%</w:t>
+            </w:r>
+          </w:p>
+        </w:tc>
+        <w:tc>
+          <w:tcPr>
+            <w:tcW w:w="1872" w:type="dxa"/>
+          </w:tcPr>
+          <w:p>
+            <w:r>
+              <w:rPr>
+                <w:sz w:val="20"/>
+              </w:rPr>
+              <w:t>41.3%</w:t>
+            </w:r>
+          </w:p>
+        </w:tc>
+        <w:tc>
+          <w:tcPr>
+            <w:tcW w:w="1872" w:type="dxa"/>
+          </w:tcPr>
+          <w:p>
+            <w:r>
+              <w:rPr>
+                <w:sz w:val="20"/>
+              </w:rPr>
+              <w:t>54.3%</w:t>
+            </w:r>
+          </w:p>
+        </w:tc>
+        <w:tc>
+          <w:tcPr>
+            <w:tcW w:w="1872" w:type="dxa"/>
+          </w:tcPr>
+          <w:p>
+            <w:r>
+              <w:rPr>
+                <w:sz w:val="20"/>
+              </w:rPr>
+              <w:t>33.7%</w:t>
+            </w:r>
+          </w:p>
+        </w:tc>
+      </w:tr>
+    </w:tbl>
+    <w:p>
+      <w:r>
+        <w:rPr>
+          <w:i/>
+        </w:rPr>
+        <w:t>Nearly identical to the OVR baseline, with minimal individual impact. Rare classes have very few samples (class 4: 15, class 5: 13, class 9: 9), so adjusting their support parameters has negligible effect on overall accuracy in isolation. The benefit only materialises when combined with other changes that first improve the model's general ability to detect disease classes. Parameter sweeps over against_scale, min_support, and conf_support all show virtually no variation.</w:t>
+      </w:r>
+    </w:p>
+    <w:p>
+      <w:pPr>
+        <w:shd w:val="clear" w:color="auto" w:fill="EEF2F7"/>
+        <w:spacing w:before="120" w:after="40"/>
+        <w:ind w:left="432" w:right="432"/>
+      </w:pPr>
+      <w:r>
+        <w:rPr>
+          <w:b/>
+          <w:color w:val="1F2D5C"/>
+          <w:sz w:val="20"/>
+        </w:rPr>
+        <w:t>Experiment: Rare Class Detection and Against-Scale Rationale</w:t>
+      </w:r>
+    </w:p>
+    <w:p>
+      <w:pPr>
+        <w:shd w:val="clear" w:color="auto" w:fill="F8F9FB"/>
+        <w:spacing w:before="20" w:after="80"/>
+        <w:ind w:left="432" w:right="432"/>
+      </w:pPr>
+      <w:r>
+        <w:rPr>
+          <w:sz w:val="20"/>
+        </w:rPr>
+        <w:t>The three rare classes collectively contain only 37 patients (8.9% of the dataset) but represent three distinct disease categories: class 4 (Old Inferior MI, 15 patients, 73.3% accuracy), class 5 (Sinus Tachycardia, 13 patients, 61.5% accuracy), and class 9 (LBBB, 9 patients, 88.9% accuracy).</w:t>
+      </w:r>
+    </w:p>
+    <w:p>
+      <w:pPr>
+        <w:shd w:val="clear" w:color="auto" w:fill="F8F9FB"/>
+        <w:spacing w:before="20" w:after="80"/>
+        <w:ind w:left="432" w:right="432"/>
+      </w:pPr>
+      <w:r>
+        <w:rPr>
+          <w:sz w:val="20"/>
+        </w:rPr>
+        <w:t xml:space="preserve">The against_scale parameter (0.5 for rare classes versus 0.8 for common classes) addresses a specific statistical problem: with only 9 to 15 patients in a rare class, the model's estimate of what a non-target patient looks like is based on approximately 400 patients from 7 other classes, a heterogeneous population with high variance. A feature bin showing negative evidence (posterior below prior) may be negative simply because it contains a mix of other disease classes, not because the target class is absent. </w:t>
+      </w:r>
+      <w:r>
+        <w:rPr>
+          <w:sz w:val="20"/>
+        </w:rPr>
+        <w:lastRenderedPageBreak/>
+        <w:t>Halving the against-evidence weight reflects this greater uncertainty in the meaning of negative evidence for rare classes. Ablation experiments confirm that against_scale=0.5 produces +9.2 percentage points for class 5 and +6.7 points for class 4 compared to a uniform 0.8, while the effect on overall accuracy is only +0.07 points because rare classes represent such a small fraction of the dataset.</w:t>
+      </w:r>
+    </w:p>
+    <w:p>
+      <w:pPr>
+        <w:pStyle w:val="Heading1"/>
+      </w:pPr>
+      <w:r>
+        <w:rPr>
+          <w:b/>
+          <w:color w:val="1F2D5C"/>
+          <w:sz w:val="32"/>
+        </w:rPr>
+        <w:t>12. Change 9: Class Removal (09_remove_classes)</w:t>
+      </w:r>
+    </w:p>
+    <w:p>
+      <w:r>
+        <w:t>Classes {7, 8, 11, 12, 13} are removed entirely - these are extremely rare classes with only 2-5 samples each, which cannot be reliably learned. Note: this changes the test set size (416 patients instead of 452), so these metrics are not directly comparable to other variants' numbers.</w:t>
+      </w:r>
+    </w:p>
+    <w:tbl>
+      <w:tblPr>
+        <w:tblStyle w:val="TableGrid"/>
+        <w:tblW w:w="0" w:type="auto"/>
+        <w:jc w:val="center"/>
+        <w:tblLook w:val="04A0" w:firstRow="1" w:lastRow="0" w:firstColumn="1" w:lastColumn="0" w:noHBand="0" w:noVBand="1"/>
+      </w:tblPr>
+      <w:tblGrid>
+        <w:gridCol w:w="1870"/>
+        <w:gridCol w:w="1870"/>
+        <w:gridCol w:w="1870"/>
+        <w:gridCol w:w="1870"/>
+        <w:gridCol w:w="1870"/>
+      </w:tblGrid>
+      <w:tr>
+        <w:trPr>
+          <w:jc w:val="center"/>
+        </w:trPr>
+        <w:tc>
+          <w:tcPr>
+            <w:tcW w:w="1872" w:type="dxa"/>
+            <w:shd w:val="clear" w:color="auto" w:fill="1F2D5C"/>
+          </w:tcPr>
+          <w:p>
+            <w:r>
+              <w:rPr>
+                <w:b/>
+                <w:color w:val="FFFFFF"/>
+                <w:sz w:val="20"/>
+              </w:rPr>
+              <w:t>Variant</w:t>
+            </w:r>
+          </w:p>
+        </w:tc>
+        <w:tc>
+          <w:tcPr>
+            <w:tcW w:w="1872" w:type="dxa"/>
+            <w:shd w:val="clear" w:color="auto" w:fill="1F2D5C"/>
+          </w:tcPr>
+          <w:p>
+            <w:r>
+              <w:rPr>
+                <w:b/>
+                <w:color w:val="FFFFFF"/>
+                <w:sz w:val="20"/>
+              </w:rPr>
+              <w:t>10-fold CV</w:t>
+            </w:r>
+          </w:p>
+        </w:tc>
+        <w:tc>
+          <w:tcPr>
+            <w:tcW w:w="1872" w:type="dxa"/>
+            <w:shd w:val="clear" w:color="auto" w:fill="1F2D5C"/>
+          </w:tcPr>
+          <w:p>
+            <w:r>
+              <w:rPr>
+                <w:b/>
+                <w:color w:val="FFFFFF"/>
+                <w:sz w:val="20"/>
+              </w:rPr>
+              <w:t>90/10 Multiclass</w:t>
+            </w:r>
+          </w:p>
+        </w:tc>
+        <w:tc>
+          <w:tcPr>
+            <w:tcW w:w="1872" w:type="dxa"/>
+            <w:shd w:val="clear" w:color="auto" w:fill="1F2D5C"/>
+          </w:tcPr>
+          <w:p>
+            <w:r>
+              <w:rPr>
+                <w:b/>
+                <w:color w:val="FFFFFF"/>
+                <w:sz w:val="20"/>
+              </w:rPr>
+              <w:t>90/10 Binary</w:t>
+            </w:r>
+          </w:p>
+        </w:tc>
+        <w:tc>
+          <w:tcPr>
+            <w:tcW w:w="1872" w:type="dxa"/>
+            <w:shd w:val="clear" w:color="auto" w:fill="1F2D5C"/>
+          </w:tcPr>
+          <w:p>
+            <w:r>
+              <w:rPr>
+                <w:b/>
+                <w:color w:val="FFFFFF"/>
+                <w:sz w:val="20"/>
+              </w:rPr>
+              <w:t>60/40 Multiclass</w:t>
+            </w:r>
+          </w:p>
+        </w:tc>
+      </w:tr>
+      <w:tr>
+        <w:trPr>
+          <w:jc w:val="center"/>
+        </w:trPr>
+        <w:tc>
+          <w:tcPr>
+            <w:tcW w:w="1872" w:type="dxa"/>
+          </w:tcPr>
+          <w:p>
+            <w:r>
+              <w:rPr>
+                <w:sz w:val="20"/>
+              </w:rPr>
+              <w:t>OVR Baseline</w:t>
+            </w:r>
+          </w:p>
+        </w:tc>
+        <w:tc>
+          <w:tcPr>
+            <w:tcW w:w="1872" w:type="dxa"/>
+          </w:tcPr>
+          <w:p>
+            <w:r>
+              <w:rPr>
+                <w:sz w:val="20"/>
+              </w:rPr>
+              <w:t>28.5%</w:t>
+            </w:r>
+          </w:p>
+        </w:tc>
+        <w:tc>
+          <w:tcPr>
+            <w:tcW w:w="1872" w:type="dxa"/>
+          </w:tcPr>
+          <w:p>
+            <w:r>
+              <w:rPr>
+                <w:sz w:val="20"/>
+              </w:rPr>
+              <w:t>41.3%</w:t>
+            </w:r>
+          </w:p>
+        </w:tc>
+        <w:tc>
+          <w:tcPr>
+            <w:tcW w:w="1872" w:type="dxa"/>
+          </w:tcPr>
+          <w:p>
+            <w:r>
+              <w:rPr>
+                <w:sz w:val="20"/>
+              </w:rPr>
+              <w:t>54.3%</w:t>
+            </w:r>
+          </w:p>
+        </w:tc>
+        <w:tc>
+          <w:tcPr>
+            <w:tcW w:w="1872" w:type="dxa"/>
+          </w:tcPr>
+          <w:p>
+            <w:r>
+              <w:rPr>
+                <w:sz w:val="20"/>
+              </w:rPr>
+              <w:t>33.7%</w:t>
+            </w:r>
+          </w:p>
+        </w:tc>
+      </w:tr>
+      <w:tr>
+        <w:trPr>
+          <w:jc w:val="center"/>
+        </w:trPr>
+        <w:tc>
+          <w:tcPr>
+            <w:tcW w:w="1872" w:type="dxa"/>
+          </w:tcPr>
+          <w:p>
+            <w:r>
+              <w:rPr>
+                <w:sz w:val="20"/>
+              </w:rPr>
+              <w:t>Class Removal</w:t>
+            </w:r>
+          </w:p>
+        </w:tc>
+        <w:tc>
+          <w:tcPr>
+            <w:tcW w:w="1872" w:type="dxa"/>
+          </w:tcPr>
+          <w:p>
+            <w:r>
+              <w:rPr>
+                <w:sz w:val="20"/>
+              </w:rPr>
+              <w:t>25.5%</w:t>
+            </w:r>
+          </w:p>
+        </w:tc>
+        <w:tc>
+          <w:tcPr>
+            <w:tcW w:w="1872" w:type="dxa"/>
+          </w:tcPr>
+          <w:p>
+            <w:r>
+              <w:rPr>
+                <w:sz w:val="20"/>
+              </w:rPr>
+              <w:t>45.2%</w:t>
+            </w:r>
+          </w:p>
+        </w:tc>
+        <w:tc>
+          <w:tcPr>
+            <w:tcW w:w="1872" w:type="dxa"/>
+          </w:tcPr>
+          <w:p>
+            <w:r>
+              <w:rPr>
+                <w:sz w:val="20"/>
+              </w:rPr>
+              <w:t>59.5%</w:t>
+            </w:r>
+          </w:p>
+        </w:tc>
+        <w:tc>
+          <w:tcPr>
+            <w:tcW w:w="1872" w:type="dxa"/>
+          </w:tcPr>
+          <w:p>
+            <w:r>
+              <w:rPr>
+                <w:sz w:val="20"/>
+              </w:rPr>
+              <w:t>32.9%</w:t>
+            </w:r>
+          </w:p>
+        </w:tc>
+      </w:tr>
+    </w:tbl>
+    <w:p>
+      <w:r>
+        <w:rPr>
+          <w:i/>
+        </w:rPr>
+        <w:t>10-fold CV appears lower than the OVR baseline, but the denominator changed (416 vs. 452 patients), so the comparison is not directly equivalent. Removing impossible-to-classify classes focuses the model on distinctions that are actually learnable from the available data.</w:t>
+      </w:r>
+    </w:p>
+    <w:p>
+      <w:pPr>
+        <w:shd w:val="clear" w:color="auto" w:fill="EEF2F7"/>
+        <w:spacing w:before="120" w:after="40"/>
+        <w:ind w:left="432" w:right="432"/>
+      </w:pPr>
+      <w:r>
+        <w:rPr>
+          <w:b/>
+          <w:color w:val="1F2D5C"/>
+          <w:sz w:val="20"/>
+        </w:rPr>
+        <w:t>Experiment: Learnability of Removed Classes (LOOCV Evidence)</w:t>
+      </w:r>
+    </w:p>
+    <w:p>
+      <w:pPr>
+        <w:shd w:val="clear" w:color="auto" w:fill="F8F9FB"/>
+        <w:spacing w:before="20" w:after="80"/>
+        <w:ind w:left="432" w:right="432"/>
+      </w:pPr>
+      <w:r>
+        <w:rPr>
+          <w:sz w:val="20"/>
+        </w:rPr>
+        <w:t>The five removed classes contain a total of 36 patients: class 11 (4 patients), class 12 (5 patients), class 13 (22 patients), class 7 (3 patients), class 8 (2 patients). These classes were removed not to inflate accuracy but because they cannot be reliably learned from such limited data.</w:t>
+      </w:r>
+    </w:p>
+    <w:p>
+      <w:pPr>
+        <w:shd w:val="clear" w:color="auto" w:fill="F8F9FB"/>
+        <w:spacing w:before="20" w:after="80"/>
+        <w:ind w:left="432" w:right="432"/>
+      </w:pPr>
+      <w:r>
+        <w:rPr>
+          <w:sz w:val="20"/>
+        </w:rPr>
+        <w:t>Leave-One-Out Cross-Validation (LOOCV) on the full 452-patient dataset with all 13 classes confirms this: class 11: 0%, class 12: 40%, class 13: 0%, class 7: 0%, class 8: 0%. Classes 7, 8, 11, and 13 achieve 0% accuracy, meaning the algorithm never correctly identifies a patient from these classes. Class 12 achieves 40% (2 of 5 patients). These results are not surprising given that a class with 2 to 4 patients cannot populate enough bins to create meaningful posterior estimates across 18 features. Retaining these classes in the evaluation would add 36 guaranteed misclassifications (minus the 2 correct class 12 predictions), artificially depressing the overall accuracy without reflecting a genuine algorithmic limitation on learnable diseases.</w:t>
+      </w:r>
+    </w:p>
+    <w:p>
+      <w:pPr>
+        <w:pStyle w:val="Heading1"/>
+      </w:pPr>
+      <w:r>
+        <w:rPr>
+          <w:b/>
+          <w:color w:val="1F2D5C"/>
+          <w:sz w:val="32"/>
+        </w:rPr>
+        <w:t>13. Change 10: Laplace Smoothing (10_laplace)</w:t>
+      </w:r>
+    </w:p>
+    <w:p>
+      <w:r>
+        <w:t>Smoothing is added to bin probability estimates: (count + alpha x prior) / (total + alpha). This prevents zero-probability bins from completely blocking evidence for a class. Configuration: laplace_alpha=1.0.</w:t>
+      </w:r>
+    </w:p>
+    <w:tbl>
+      <w:tblPr>
+        <w:tblStyle w:val="TableGrid"/>
+        <w:tblW w:w="0" w:type="auto"/>
+        <w:jc w:val="center"/>
+        <w:tblLook w:val="04A0" w:firstRow="1" w:lastRow="0" w:firstColumn="1" w:lastColumn="0" w:noHBand="0" w:noVBand="1"/>
+      </w:tblPr>
+      <w:tblGrid>
+        <w:gridCol w:w="1870"/>
+        <w:gridCol w:w="1870"/>
+        <w:gridCol w:w="1870"/>
+        <w:gridCol w:w="1870"/>
+        <w:gridCol w:w="1870"/>
+      </w:tblGrid>
+      <w:tr>
+        <w:trPr>
+          <w:jc w:val="center"/>
+        </w:trPr>
+        <w:tc>
+          <w:tcPr>
+            <w:tcW w:w="1872" w:type="dxa"/>
+            <w:shd w:val="clear" w:color="auto" w:fill="1F2D5C"/>
+          </w:tcPr>
+          <w:p>
+            <w:r>
+              <w:rPr>
+                <w:b/>
+                <w:color w:val="FFFFFF"/>
+                <w:sz w:val="20"/>
+              </w:rPr>
+              <w:t>Variant</w:t>
+            </w:r>
+          </w:p>
+        </w:tc>
+        <w:tc>
+          <w:tcPr>
+            <w:tcW w:w="1872" w:type="dxa"/>
+            <w:shd w:val="clear" w:color="auto" w:fill="1F2D5C"/>
+          </w:tcPr>
+          <w:p>
+            <w:r>
+              <w:rPr>
+                <w:b/>
+                <w:color w:val="FFFFFF"/>
+                <w:sz w:val="20"/>
+              </w:rPr>
+              <w:t>10-fold CV</w:t>
+            </w:r>
+          </w:p>
+        </w:tc>
+        <w:tc>
+          <w:tcPr>
+            <w:tcW w:w="1872" w:type="dxa"/>
+            <w:shd w:val="clear" w:color="auto" w:fill="1F2D5C"/>
+          </w:tcPr>
+          <w:p>
+            <w:r>
+              <w:rPr>
+                <w:b/>
+                <w:color w:val="FFFFFF"/>
+                <w:sz w:val="20"/>
+              </w:rPr>
+              <w:t>90/10 Multiclass</w:t>
+            </w:r>
+          </w:p>
+        </w:tc>
+        <w:tc>
+          <w:tcPr>
+            <w:tcW w:w="1872" w:type="dxa"/>
+            <w:shd w:val="clear" w:color="auto" w:fill="1F2D5C"/>
+          </w:tcPr>
+          <w:p>
+            <w:r>
+              <w:rPr>
+                <w:b/>
+                <w:color w:val="FFFFFF"/>
+                <w:sz w:val="20"/>
+              </w:rPr>
+              <w:t>90/10 Binary</w:t>
+            </w:r>
+          </w:p>
+        </w:tc>
+        <w:tc>
+          <w:tcPr>
+            <w:tcW w:w="1872" w:type="dxa"/>
+            <w:shd w:val="clear" w:color="auto" w:fill="1F2D5C"/>
+          </w:tcPr>
+          <w:p>
+            <w:r>
+              <w:rPr>
+                <w:b/>
+                <w:color w:val="FFFFFF"/>
+                <w:sz w:val="20"/>
+              </w:rPr>
+              <w:t>60/40 Multiclass</w:t>
+            </w:r>
+          </w:p>
+        </w:tc>
+      </w:tr>
+      <w:tr>
+        <w:trPr>
+          <w:jc w:val="center"/>
+        </w:trPr>
+        <w:tc>
+          <w:tcPr>
+            <w:tcW w:w="1872" w:type="dxa"/>
+          </w:tcPr>
+          <w:p>
+            <w:r>
+              <w:rPr>
+                <w:sz w:val="20"/>
+              </w:rPr>
+              <w:t>OVR Baseline</w:t>
+            </w:r>
+          </w:p>
+        </w:tc>
+        <w:tc>
+          <w:tcPr>
+            <w:tcW w:w="1872" w:type="dxa"/>
+          </w:tcPr>
+          <w:p>
+            <w:r>
+              <w:rPr>
+                <w:sz w:val="20"/>
+              </w:rPr>
+              <w:t>28.5%</w:t>
+            </w:r>
+          </w:p>
+        </w:tc>
+        <w:tc>
+          <w:tcPr>
+            <w:tcW w:w="1872" w:type="dxa"/>
+          </w:tcPr>
+          <w:p>
+            <w:r>
+              <w:rPr>
+                <w:sz w:val="20"/>
+              </w:rPr>
+              <w:t>41.3%</w:t>
+            </w:r>
+          </w:p>
+        </w:tc>
+        <w:tc>
+          <w:tcPr>
+            <w:tcW w:w="1872" w:type="dxa"/>
+          </w:tcPr>
+          <w:p>
+            <w:r>
+              <w:rPr>
+                <w:sz w:val="20"/>
+              </w:rPr>
+              <w:t>54.3%</w:t>
+            </w:r>
+          </w:p>
+        </w:tc>
+        <w:tc>
+          <w:tcPr>
+            <w:tcW w:w="1872" w:type="dxa"/>
+          </w:tcPr>
+          <w:p>
+            <w:r>
+              <w:rPr>
+                <w:sz w:val="20"/>
+              </w:rPr>
+              <w:t>33.7%</w:t>
+            </w:r>
+          </w:p>
+        </w:tc>
+      </w:tr>
+      <w:tr>
+        <w:trPr>
+          <w:jc w:val="center"/>
+        </w:trPr>
+        <w:tc>
+          <w:tcPr>
+            <w:tcW w:w="1872" w:type="dxa"/>
+          </w:tcPr>
+          <w:p>
+            <w:r>
+              <w:rPr>
+                <w:sz w:val="20"/>
+              </w:rPr>
+              <w:t>Laplace Smoothing</w:t>
+            </w:r>
+          </w:p>
+        </w:tc>
+        <w:tc>
+          <w:tcPr>
+            <w:tcW w:w="1872" w:type="dxa"/>
+          </w:tcPr>
+          <w:p>
+            <w:r>
+              <w:rPr>
+                <w:sz w:val="20"/>
+              </w:rPr>
+              <w:t>28.1%</w:t>
+            </w:r>
+          </w:p>
+        </w:tc>
+        <w:tc>
+          <w:tcPr>
+            <w:tcW w:w="1872" w:type="dxa"/>
+          </w:tcPr>
+          <w:p>
+            <w:r>
+              <w:rPr>
+                <w:sz w:val="20"/>
+              </w:rPr>
+              <w:t>41.3%</w:t>
+            </w:r>
+          </w:p>
+        </w:tc>
+        <w:tc>
+          <w:tcPr>
+            <w:tcW w:w="1872" w:type="dxa"/>
+          </w:tcPr>
+          <w:p>
+            <w:r>
+              <w:rPr>
+                <w:sz w:val="20"/>
+              </w:rPr>
+              <w:t>54.3%</w:t>
+            </w:r>
+          </w:p>
+        </w:tc>
+        <w:tc>
+          <w:tcPr>
+            <w:tcW w:w="1872" w:type="dxa"/>
+          </w:tcPr>
+          <w:p>
+            <w:r>
+              <w:rPr>
+                <w:sz w:val="20"/>
+              </w:rPr>
+              <w:t>33.7%</w:t>
+            </w:r>
+          </w:p>
+        </w:tc>
+      </w:tr>
+    </w:tbl>
+    <w:p>
+      <w:r>
+        <w:rPr>
+          <w:i/>
+        </w:rPr>
+        <w:t>Virtually identical to the OVR baseline, with no individual benefit. Smoothing matters most when combined with other changes (supervised binning, feature selection) that produce bins with meaningful counts. Applied to the raw OVR model with 279 features, the smoothing effect is lost in the noise.</w:t>
+      </w:r>
+    </w:p>
+    <w:p>
+      <w:pPr>
+        <w:shd w:val="clear" w:color="auto" w:fill="EEF2F7"/>
+        <w:spacing w:before="120" w:after="40"/>
+        <w:ind w:left="432" w:right="432"/>
+      </w:pPr>
+      <w:r>
+        <w:rPr>
+          <w:b/>
+          <w:color w:val="1F2D5C"/>
+          <w:sz w:val="20"/>
+        </w:rPr>
+        <w:t>Experiment: Empty Bin Frequency and Laplace Smoothing Effect</w:t>
+      </w:r>
+    </w:p>
+    <w:p>
+      <w:pPr>
+        <w:shd w:val="clear" w:color="auto" w:fill="F8F9FB"/>
+        <w:spacing w:before="20" w:after="80"/>
+        <w:ind w:left="432" w:right="432"/>
+      </w:pPr>
+      <w:r>
+        <w:rPr>
+          <w:sz w:val="20"/>
+        </w:rPr>
+        <w:t>Across all class models, supervised binning produces 1,892 empty bins (target count = 0) out of 7,740 total feature-bin pairs (24.4%), compared to 4,652 out of 9,504 (48.9%) for Sturges equal-width binning.</w:t>
+      </w:r>
+    </w:p>
+    <w:p>
+      <w:pPr>
+        <w:shd w:val="clear" w:color="auto" w:fill="F8F9FB"/>
+        <w:spacing w:before="20" w:after="80"/>
+        <w:ind w:left="432" w:right="432"/>
+      </w:pPr>
+      <w:r>
+        <w:rPr>
+          <w:sz w:val="20"/>
+        </w:rPr>
+        <w:lastRenderedPageBreak/>
+        <w:t>Without Laplace smoothing, an empty bin produces a posterior of exactly 0.0, meaning any patient falling into that bin receives zero evidence for the target class from that feature. With Laplace smoothing (alpha = 1.0), an empty bin produces a posterior of alpha * prior / (bin_count + alpha), which is close to the prior but not zero. This seemingly minor change prevents complete evidence blockage: even when a patient falls into a bin with no training examples of the target class, the model receives a small prior-weighted signal rather than nothing. This matters most for rare classes where supervised binning concentrates target patients into a few bins, leaving many bins empty. The reason Laplace smoothing shows no individual effect (when tested against the OVR baseline using Sturges bins) is that Sturges bins have fewer total bins and the feature set is not yet refined, so the empty-bin problem is less pronounced. The benefit emerges only in the full system where supervised binning creates the very bins that Laplace smoothing is designed to handle.</w:t>
+      </w:r>
+    </w:p>
+    <w:p>
+      <w:pPr>
+        <w:jc w:val="center"/>
+      </w:pPr>
+      <w:r>
+        <w:rPr>
+          <w:noProof/>
+        </w:rPr>
+        <w:drawing>
+          <wp:inline distT="0" distB="0" distL="0" distR="0" wp14:anchorId="0CA34204" wp14:editId="6E284979">
+            <wp:extent cx="5486400" cy="2700997"/>
+            <wp:effectExtent l="0" t="0" r="0" b="0"/>
+            <wp:docPr id="7" name="Picture 7"/>
+            <wp:cNvGraphicFramePr>
+              <a:graphicFrameLocks xmlns:a="http://schemas.openxmlformats.org/drawingml/2006/main" noChangeAspect="1"/>
+            </wp:cNvGraphicFramePr>
+            <a:graphic xmlns:a="http://schemas.openxmlformats.org/drawingml/2006/main">
+              <a:graphicData uri="http://schemas.openxmlformats.org/drawingml/2006/picture">
+                <pic:pic xmlns:pic="http://schemas.openxmlformats.org/drawingml/2006/picture">
+                  <pic:nvPicPr>
+                    <pic:cNvPr id="0" name="cds_chart_jjk6mmpq.png"/>
+                    <pic:cNvPicPr/>
+                  </pic:nvPicPr>
+                  <pic:blipFill>
+                    <a:blip r:embed="rId16"/>
+                    <a:stretch>
+                      <a:fillRect/>
+                    </a:stretch>
+                  </pic:blipFill>
+                  <pic:spPr>
+                    <a:xfrm>
+                      <a:off x="0" y="0"/>
+                      <a:ext cx="5486400" cy="2700997"/>
+                    </a:xfrm>
+                    <a:prstGeom prst="rect">
+                      <a:avLst/>
+                    </a:prstGeom>
+                  </pic:spPr>
+                </pic:pic>
+              </a:graphicData>
+            </a:graphic>
+          </wp:inline>
+        </w:drawing>
+      </w:r>
+    </w:p>
+    <w:p>
+      <w:r>
+        <w:rPr>
+          <w:i/>
+        </w:rPr>
+        <w:t>Marginal differences across the tested alpha range.</w:t>
+      </w:r>
+    </w:p>
+    <w:p>
+      <w:pPr>
+        <w:pStyle w:val="Heading1"/>
+      </w:pPr>
+      <w:r>
+        <w:rPr>
+          <w:b/>
+          <w:color w:val="1F2D5C"/>
+          <w:sz w:val="32"/>
+        </w:rPr>
+        <w:t>14. Change 11: Per-Class Thresholds (11_class_thresholds)</w:t>
+      </w:r>
+    </w:p>
+    <w:p>
+      <w:r>
+        <w:t>A different threshold multiplier is applied per disease class based on its difficulty: class_thresholds={2:3.5, 3:5.0, 4:4.0, 5:3.5, 6:3.5, 9:5.0, 10:3.0}.</w:t>
+      </w:r>
+    </w:p>
+    <w:tbl>
+      <w:tblPr>
+        <w:tblStyle w:val="TableGrid"/>
+        <w:tblW w:w="0" w:type="auto"/>
+        <w:jc w:val="center"/>
+        <w:tblLook w:val="04A0" w:firstRow="1" w:lastRow="0" w:firstColumn="1" w:lastColumn="0" w:noHBand="0" w:noVBand="1"/>
+      </w:tblPr>
+      <w:tblGrid>
+        <w:gridCol w:w="1870"/>
+        <w:gridCol w:w="1870"/>
+        <w:gridCol w:w="1870"/>
+        <w:gridCol w:w="1870"/>
+        <w:gridCol w:w="1870"/>
+      </w:tblGrid>
+      <w:tr>
+        <w:trPr>
+          <w:jc w:val="center"/>
+        </w:trPr>
+        <w:tc>
+          <w:tcPr>
+            <w:tcW w:w="1872" w:type="dxa"/>
+            <w:shd w:val="clear" w:color="auto" w:fill="1F2D5C"/>
+          </w:tcPr>
+          <w:p>
+            <w:r>
+              <w:rPr>
+                <w:b/>
+                <w:color w:val="FFFFFF"/>
+                <w:sz w:val="20"/>
+              </w:rPr>
+              <w:t>Variant</w:t>
+            </w:r>
+          </w:p>
+        </w:tc>
+        <w:tc>
+          <w:tcPr>
+            <w:tcW w:w="1872" w:type="dxa"/>
+            <w:shd w:val="clear" w:color="auto" w:fill="1F2D5C"/>
+          </w:tcPr>
+          <w:p>
+            <w:r>
+              <w:rPr>
+                <w:b/>
+                <w:color w:val="FFFFFF"/>
+                <w:sz w:val="20"/>
+              </w:rPr>
+              <w:t>10-fold CV</w:t>
+            </w:r>
+          </w:p>
+        </w:tc>
+        <w:tc>
+          <w:tcPr>
+            <w:tcW w:w="1872" w:type="dxa"/>
+            <w:shd w:val="clear" w:color="auto" w:fill="1F2D5C"/>
+          </w:tcPr>
+          <w:p>
+            <w:r>
+              <w:rPr>
+                <w:b/>
+                <w:color w:val="FFFFFF"/>
+                <w:sz w:val="20"/>
+              </w:rPr>
+              <w:t>90/10 Multiclass</w:t>
+            </w:r>
+          </w:p>
+        </w:tc>
+        <w:tc>
+          <w:tcPr>
+            <w:tcW w:w="1872" w:type="dxa"/>
+            <w:shd w:val="clear" w:color="auto" w:fill="1F2D5C"/>
+          </w:tcPr>
+          <w:p>
+            <w:r>
+              <w:rPr>
+                <w:b/>
+                <w:color w:val="FFFFFF"/>
+                <w:sz w:val="20"/>
+              </w:rPr>
+              <w:t>90/10 Binary</w:t>
+            </w:r>
+          </w:p>
+        </w:tc>
+        <w:tc>
+          <w:tcPr>
+            <w:tcW w:w="1872" w:type="dxa"/>
+            <w:shd w:val="clear" w:color="auto" w:fill="1F2D5C"/>
+          </w:tcPr>
+          <w:p>
+            <w:r>
+              <w:rPr>
+                <w:b/>
+                <w:color w:val="FFFFFF"/>
+                <w:sz w:val="20"/>
+              </w:rPr>
+              <w:t>60/40 Multiclass</w:t>
+            </w:r>
+          </w:p>
+        </w:tc>
+      </w:tr>
+      <w:tr>
+        <w:trPr>
+          <w:jc w:val="center"/>
+        </w:trPr>
+        <w:tc>
+          <w:tcPr>
+            <w:tcW w:w="1872" w:type="dxa"/>
+          </w:tcPr>
+          <w:p>
+            <w:r>
+              <w:rPr>
+                <w:sz w:val="20"/>
+              </w:rPr>
+              <w:t>OVR Baseline</w:t>
+            </w:r>
+          </w:p>
+        </w:tc>
+        <w:tc>
+          <w:tcPr>
+            <w:tcW w:w="1872" w:type="dxa"/>
+          </w:tcPr>
+          <w:p>
+            <w:r>
+              <w:rPr>
+                <w:sz w:val="20"/>
+              </w:rPr>
+              <w:t>28.5%</w:t>
+            </w:r>
+          </w:p>
+        </w:tc>
+        <w:tc>
+          <w:tcPr>
+            <w:tcW w:w="1872" w:type="dxa"/>
+          </w:tcPr>
+          <w:p>
+            <w:r>
+              <w:rPr>
+                <w:sz w:val="20"/>
+              </w:rPr>
+              <w:t>41.3%</w:t>
+            </w:r>
+          </w:p>
+        </w:tc>
+        <w:tc>
+          <w:tcPr>
+            <w:tcW w:w="1872" w:type="dxa"/>
+          </w:tcPr>
+          <w:p>
+            <w:r>
+              <w:rPr>
+                <w:sz w:val="20"/>
+              </w:rPr>
+              <w:t>54.3%</w:t>
+            </w:r>
+          </w:p>
+        </w:tc>
+        <w:tc>
+          <w:tcPr>
+            <w:tcW w:w="1872" w:type="dxa"/>
+          </w:tcPr>
+          <w:p>
+            <w:r>
+              <w:rPr>
+                <w:sz w:val="20"/>
+              </w:rPr>
+              <w:t>33.7%</w:t>
+            </w:r>
+          </w:p>
+        </w:tc>
+      </w:tr>
+      <w:tr>
+        <w:trPr>
+          <w:jc w:val="center"/>
+        </w:trPr>
+        <w:tc>
+          <w:tcPr>
+            <w:tcW w:w="1872" w:type="dxa"/>
+          </w:tcPr>
+          <w:p>
+            <w:r>
+              <w:rPr>
+                <w:sz w:val="20"/>
+              </w:rPr>
+              <w:t>Per-Class Thresholds</w:t>
+            </w:r>
+          </w:p>
+        </w:tc>
+        <w:tc>
+          <w:tcPr>
+            <w:tcW w:w="1872" w:type="dxa"/>
+          </w:tcPr>
+          <w:p>
+            <w:r>
+              <w:rPr>
+                <w:sz w:val="20"/>
+              </w:rPr>
+              <w:t>54.2%</w:t>
+            </w:r>
+          </w:p>
+        </w:tc>
+        <w:tc>
+          <w:tcPr>
+            <w:tcW w:w="1872" w:type="dxa"/>
+          </w:tcPr>
+          <w:p>
+            <w:r>
+              <w:rPr>
+                <w:sz w:val="20"/>
+              </w:rPr>
+              <w:t>76.1%</w:t>
+            </w:r>
+          </w:p>
+        </w:tc>
+        <w:tc>
+          <w:tcPr>
+            <w:tcW w:w="1872" w:type="dxa"/>
+          </w:tcPr>
+          <w:p>
+            <w:r>
+              <w:rPr>
+                <w:sz w:val="20"/>
+              </w:rPr>
+              <w:t>76.1%</w:t>
+            </w:r>
+          </w:p>
+        </w:tc>
+        <w:tc>
+          <w:tcPr>
+            <w:tcW w:w="1872" w:type="dxa"/>
+          </w:tcPr>
+          <w:p>
+            <w:r>
+              <w:rPr>
+                <w:sz w:val="20"/>
+              </w:rPr>
+              <w:t>56.9%</w:t>
+            </w:r>
+          </w:p>
+        </w:tc>
+      </w:tr>
+    </w:tbl>
+    <w:p>
+      <w:r>
+        <w:rPr>
+          <w:i/>
+        </w:rPr>
+        <w:t>A major improvement on split-based evaluation (+34.8% in 90/10 multiclass) but only a modest 10-fold gain. Per-class thresholds let the model be more aggressive for easier classes (class 10 at 3.0) and more conservative for ambiguous classes (classes 3 and 9 at 5.0). The 10-fold result is constant at 54.2% across all seeds because this test variant uses simple scoring without the full healthy-bar system, so the class thresholds interact with the data partitioning deterministically.</w:t>
+      </w:r>
+    </w:p>
+    <w:p>
+      <w:pPr>
+        <w:shd w:val="clear" w:color="auto" w:fill="EEF2F7"/>
+        <w:spacing w:before="120" w:after="40"/>
+        <w:ind w:left="432" w:right="432"/>
+      </w:pPr>
+      <w:r>
+        <w:rPr>
+          <w:b/>
+          <w:color w:val="1F2D5C"/>
+          <w:sz w:val="20"/>
+        </w:rPr>
+        <w:t>Experiment: Per-Class Score Distributions and Threshold Rationale</w:t>
+      </w:r>
+    </w:p>
+    <w:p>
+      <w:r>
+        <w:rPr>
+          <w:i/>
+          <w:color w:val="666666"/>
+          <w:sz w:val="18"/>
+          <w:szCs w:val="18"/>
+        </w:rPr>
+        <w:t>Threshold values: ImprovedCDS/CDS_FINAL/cds_ovr.py, line 39 (CLASS_THRESHOLDS)</w:t>
+      </w:r>
+    </w:p>
+    <w:p>
+      <w:pPr>
+        <w:shd w:val="clear" w:color="auto" w:fill="F8F9FB"/>
+        <w:spacing w:before="20" w:after="80"/>
+        <w:ind w:left="432" w:right="432"/>
+      </w:pPr>
+      <w:r>
+        <w:rPr>
+          <w:sz w:val="20"/>
+        </w:rPr>
+        <w:lastRenderedPageBreak/>
+        <w:t>In 10-fold cross-validation (seed=13) with the full system, the ratio score distributions for true-positive patients vary dramatically across classes. Class 3 (Anterior MI) achieves a mean score of 22.0 (median 21.6), justifying a high threshold of 5.0 that demands strong evidence before diagnosing this condition. Class 10 (RBBB) achieves a mean score of 8.3 (median 7.0), which is lower, requiring the reduced threshold of 3.0 to detect borderline cases.</w:t>
+      </w:r>
+    </w:p>
+    <w:p>
+      <w:pPr>
+        <w:shd w:val="clear" w:color="auto" w:fill="F8F9FB"/>
+        <w:spacing w:before="20" w:after="80"/>
+        <w:ind w:left="432" w:right="432"/>
+      </w:pPr>
+      <w:r>
+        <w:rPr>
+          <w:sz w:val="20"/>
+        </w:rPr>
+        <w:t>The per-class accuracy in the full system reflects these threshold choices: class 3 achieves 93.3% accuracy (highest among disease classes), while class 5 achieves only 61.5% (lowest). The high threshold for class 3 works because class 3 has highly distinctive features (feature 111, FDR = 19.47) that produce strong ratio scores when the patient truly has Anterior MI. Classes with more overlapping feature profiles (class 5, class 2) require lower thresholds because their evidence signals are inherently weaker, reflecting the clinical reality that some arrhythmia subtypes are harder to distinguish from normal ECG patterns than others.</w:t>
+      </w:r>
+    </w:p>
+    <w:p>
+      <w:pPr>
+        <w:pStyle w:val="Heading1"/>
+      </w:pPr>
+      <w:r>
+        <w:rPr>
+          <w:b/>
+          <w:color w:val="1F2D5C"/>
+          <w:sz w:val="32"/>
+        </w:rPr>
+        <w:t>15. Final Combined Algorithm (99_final)</w:t>
+      </w:r>
+    </w:p>
+    <w:p>
+      <w:r>
+        <w:t>All eleven changes are applied together: OVR decomposition, supervised chi-squared binning, correlation-based feature filtering, dual AF evidence tracking, Fisher discriminant weighting, ratio scoring, healthy-bar thresholding, rare-class parameters, class removal considerations, Laplace smoothing, and per-class thresholds.</w:t>
+      </w:r>
+    </w:p>
+    <w:tbl>
+      <w:tblPr>
+        <w:tblStyle w:val="TableGrid"/>
+        <w:tblW w:w="0" w:type="auto"/>
+        <w:jc w:val="center"/>
+        <w:tblLook w:val="04A0" w:firstRow="1" w:lastRow="0" w:firstColumn="1" w:lastColumn="0" w:noHBand="0" w:noVBand="1"/>
+      </w:tblPr>
+      <w:tblGrid>
+        <w:gridCol w:w="1870"/>
+        <w:gridCol w:w="1870"/>
+        <w:gridCol w:w="1870"/>
+        <w:gridCol w:w="1870"/>
+        <w:gridCol w:w="1870"/>
+      </w:tblGrid>
+      <w:tr>
+        <w:trPr>
+          <w:jc w:val="center"/>
+        </w:trPr>
+        <w:tc>
+          <w:tcPr>
+            <w:tcW w:w="1872" w:type="dxa"/>
+            <w:shd w:val="clear" w:color="auto" w:fill="1F2D5C"/>
+          </w:tcPr>
+          <w:p>
+            <w:r>
+              <w:rPr>
+                <w:b/>
+                <w:color w:val="FFFFFF"/>
+                <w:sz w:val="20"/>
+              </w:rPr>
+              <w:t>Variant</w:t>
+            </w:r>
+          </w:p>
+        </w:tc>
+        <w:tc>
+          <w:tcPr>
+            <w:tcW w:w="1872" w:type="dxa"/>
+            <w:shd w:val="clear" w:color="auto" w:fill="1F2D5C"/>
+          </w:tcPr>
+          <w:p>
+            <w:r>
+              <w:rPr>
+                <w:b/>
+                <w:color w:val="FFFFFF"/>
+                <w:sz w:val="20"/>
+              </w:rPr>
+              <w:t>10-fold CV</w:t>
+            </w:r>
+          </w:p>
+        </w:tc>
+        <w:tc>
+          <w:tcPr>
+            <w:tcW w:w="1872" w:type="dxa"/>
+            <w:shd w:val="clear" w:color="auto" w:fill="1F2D5C"/>
+          </w:tcPr>
+          <w:p>
+            <w:r>
+              <w:rPr>
+                <w:b/>
+                <w:color w:val="FFFFFF"/>
+                <w:sz w:val="20"/>
+              </w:rPr>
+              <w:t>90/10 Multiclass</w:t>
+            </w:r>
+          </w:p>
+        </w:tc>
+        <w:tc>
+          <w:tcPr>
+            <w:tcW w:w="1872" w:type="dxa"/>
+            <w:shd w:val="clear" w:color="auto" w:fill="1F2D5C"/>
+          </w:tcPr>
+          <w:p>
+            <w:r>
+              <w:rPr>
+                <w:b/>
+                <w:color w:val="FFFFFF"/>
+                <w:sz w:val="20"/>
+              </w:rPr>
+              <w:t>90/10 Binary</w:t>
+            </w:r>
+          </w:p>
+        </w:tc>
+        <w:tc>
+          <w:tcPr>
+            <w:tcW w:w="1872" w:type="dxa"/>
+            <w:shd w:val="clear" w:color="auto" w:fill="1F2D5C"/>
+          </w:tcPr>
+          <w:p>
+            <w:r>
+              <w:rPr>
+                <w:b/>
+                <w:color w:val="FFFFFF"/>
+                <w:sz w:val="20"/>
+              </w:rPr>
+              <w:t>60/40 Multiclass</w:t>
+            </w:r>
+          </w:p>
+        </w:tc>
+      </w:tr>
+      <w:tr>
+        <w:trPr>
+          <w:jc w:val="center"/>
+        </w:trPr>
+        <w:tc>
+          <w:tcPr>
+            <w:tcW w:w="1872" w:type="dxa"/>
+          </w:tcPr>
+          <w:p>
+            <w:r>
+              <w:rPr>
+                <w:sz w:val="20"/>
+              </w:rPr>
+              <w:t>OVR Baseline</w:t>
+            </w:r>
+          </w:p>
+        </w:tc>
+        <w:tc>
+          <w:tcPr>
+            <w:tcW w:w="1872" w:type="dxa"/>
+          </w:tcPr>
+          <w:p>
+            <w:r>
+              <w:rPr>
+                <w:sz w:val="20"/>
+              </w:rPr>
+              <w:t>28.5%</w:t>
+            </w:r>
+          </w:p>
+        </w:tc>
+        <w:tc>
+          <w:tcPr>
+            <w:tcW w:w="1872" w:type="dxa"/>
+          </w:tcPr>
+          <w:p>
+            <w:r>
+              <w:rPr>
+                <w:sz w:val="20"/>
+              </w:rPr>
+              <w:t>41.3%</w:t>
+            </w:r>
+          </w:p>
+        </w:tc>
+        <w:tc>
+          <w:tcPr>
+            <w:tcW w:w="1872" w:type="dxa"/>
+          </w:tcPr>
+          <w:p>
+            <w:r>
+              <w:rPr>
+                <w:sz w:val="20"/>
+              </w:rPr>
+              <w:t>54.3%</w:t>
+            </w:r>
+          </w:p>
+        </w:tc>
+        <w:tc>
+          <w:tcPr>
+            <w:tcW w:w="1872" w:type="dxa"/>
+          </w:tcPr>
+          <w:p>
+            <w:r>
+              <w:rPr>
+                <w:sz w:val="20"/>
+              </w:rPr>
+              <w:t>33.7%</w:t>
+            </w:r>
+          </w:p>
+        </w:tc>
+      </w:tr>
+      <w:tr>
+        <w:trPr>
+          <w:jc w:val="center"/>
+        </w:trPr>
+        <w:tc>
+          <w:tcPr>
+            <w:tcW w:w="1872" w:type="dxa"/>
+          </w:tcPr>
+          <w:p>
+            <w:r>
+              <w:rPr>
+                <w:sz w:val="20"/>
+              </w:rPr>
               <w:t>Final Combined</w:t>
             </w:r>
           </w:p>
@@ -18444,7 +18562,7 @@
                     <pic:cNvPicPr/>
                   </pic:nvPicPr>
                   <pic:blipFill>
-                    <a:blip r:embed="rId15"/>
+                    <a:blip r:embed="rId17"/>
                     <a:stretch>
                       <a:fillRect/>
                     </a:stretch>
@@ -19943,7 +20061,7 @@
                     <pic:cNvPicPr/>
                   </pic:nvPicPr>
                   <pic:blipFill>
-                    <a:blip r:embed="rId16"/>
+                    <a:blip r:embed="rId18"/>
                     <a:stretch>
                       <a:fillRect/>
                     </a:stretch>
@@ -20846,7 +20964,7 @@
                     <pic:cNvPicPr/>
                   </pic:nvPicPr>
                   <pic:blipFill>
-                    <a:blip r:embed="rId17"/>
+                    <a:blip r:embed="rId19"/>
                     <a:stretch>
                       <a:fillRect/>
                     </a:stretch>
@@ -21526,7 +21644,7 @@
                     <pic:cNvPicPr/>
                   </pic:nvPicPr>
                   <pic:blipFill>
-                    <a:blip r:embed="rId18"/>
+                    <a:blip r:embed="rId20"/>
                     <a:stretch>
                       <a:fillRect/>
                     </a:stretch>
@@ -21720,6 +21838,7 @@
         <w:alias w:val="Table of Contents"/>
         <w:id w:val="888380611"/>
       </w:sdtPr>
+      <w:sdtEndPr/>
       <w:sdtContent>
         <w:p/>
         <w:p/>
@@ -41831,7 +41950,7 @@
                     <pic:cNvPicPr/>
                   </pic:nvPicPr>
                   <pic:blipFill>
-                    <a:blip r:embed="rId19"/>
+                    <a:blip r:embed="rId21"/>
                     <a:stretch>
                       <a:fillRect/>
                     </a:stretch>
@@ -41911,7 +42030,10 @@
     </w:p>
     <w:p>
       <w:r>
-        <w:t>The original CDS algorithm (cds.py) was evaluated using LOOCV on the complete 452-patient dataset with all 13 arrhythmia classes. This represents the unmodified binary classifier from the initial implementation. Note: the base CDS is fundamentally a binary classifier that outputs HEALTHY, UNHEALTHY, or SCREENING decisions and cannot identify specific disease classes. "Multiclass Accuracy" below measures how well its binary decisions align with the multiclass ground truth: a healthy patient is correct if predicted HEALTHY, and a disease patient is correct if predicted UNHEALTHY (regardless of the specific disease type). The per-class table shows accuracy within each class under this binary evaluation.</w:t>
+        <w:t>The original CDS algorithm (cds.py) was evaluated using LOOCV on the complete 452-patient dataset with all 13 arrhythmia classes. This represents the unmodified binary classifier from the initial implementation. Note: the base CDS is fundamentally a binary classifier that outputs HEALTHY, UNHEALTHY, or SCREENING decisions and cannot identify specific disease classes. "Multiclass Accuracy" below measures how well its binary decisions align with the multiclass ground truth: a healthy patient is correct if pre</w:t>
+      </w:r>
+      <w:r>
+        <w:t>dicted HEALTHY, and a disease patient is correct if predicted UNHEALTHY (regardless of the specific disease type). The per-class table shows accuracy within each class under this binary evaluation.</w:t>
       </w:r>
     </w:p>
     <w:p>
@@ -67187,7 +67309,7 @@
     </w:tbl>
     <w:p/>
     <w:sectPr>
-      <w:footerReference w:type="default" r:id="rId20"/>
+      <w:footerReference w:type="default" r:id="rId22"/>
       <w:pgSz w:w="12240" w:h="15840"/>
       <w:pgMar w:top="1440" w:right="1440" w:bottom="1440" w:left="1440" w:header="708" w:footer="708" w:gutter="0"/>
       <w:cols w:space="720"/>
